--- a/DQP/Data Quality Plan.docx
+++ b/DQP/Data Quality Plan.docx
@@ -81,7 +81,7 @@
       <w:pPr>
         <w:jc w:val="both"/>
         <w:rPr>
-          <w:rFonts w:ascii="Times New Roman" w:hAnsi="Times New Roman" w:cs="Times New Roman" w:hint="eastAsia"/>
+          <w:rFonts w:ascii="Times New Roman" w:hAnsi="Times New Roman" w:cs="Times New Roman"/>
           <w:sz w:val="22"/>
           <w:szCs w:val="22"/>
           <w:lang w:val="en-US"/>
@@ -243,7 +243,7 @@
       <w:pPr>
         <w:jc w:val="both"/>
         <w:rPr>
-          <w:rFonts w:ascii="Times New Roman" w:hAnsi="Times New Roman" w:cs="Times New Roman" w:hint="eastAsia"/>
+          <w:rFonts w:ascii="Times New Roman" w:hAnsi="Times New Roman" w:cs="Times New Roman"/>
           <w:sz w:val="22"/>
           <w:szCs w:val="22"/>
           <w:lang w:val="en-US"/>
@@ -1123,7 +1123,7 @@
       <w:pPr>
         <w:jc w:val="both"/>
         <w:rPr>
-          <w:rFonts w:ascii="Times New Roman" w:hAnsi="Times New Roman" w:cs="Times New Roman" w:hint="eastAsia"/>
+          <w:rFonts w:ascii="Times New Roman" w:hAnsi="Times New Roman" w:cs="Times New Roman"/>
           <w:sz w:val="22"/>
           <w:szCs w:val="22"/>
           <w:lang w:val="en-US"/>
@@ -2489,6 +2489,51 @@
         </w:rPr>
         <w:t xml:space="preserve"> Also, since Price is our target value, keeping its original scale remains top priority. </w:t>
       </w:r>
+      <w:r>
+        <w:rPr>
+          <w:rFonts w:ascii="Times New Roman" w:hAnsi="Times New Roman" w:cs="Times New Roman"/>
+          <w:sz w:val="22"/>
+          <w:szCs w:val="22"/>
+          <w:lang w:val="en-US"/>
+        </w:rPr>
+        <w:t xml:space="preserve">Another reason for choosing clamping is that some extreme values are associated with </w:t>
+      </w:r>
+      <w:r>
+        <w:rPr>
+          <w:rFonts w:ascii="Times New Roman" w:hAnsi="Times New Roman" w:cs="Times New Roman"/>
+          <w:sz w:val="22"/>
+          <w:szCs w:val="22"/>
+          <w:lang w:val="en-US"/>
+        </w:rPr>
+        <w:t>portfolio</w:t>
+      </w:r>
+      <w:r>
+        <w:rPr>
+          <w:rFonts w:ascii="Times New Roman" w:hAnsi="Times New Roman" w:cs="Times New Roman"/>
+          <w:sz w:val="22"/>
+          <w:szCs w:val="22"/>
+          <w:lang w:val="en-US"/>
+        </w:rPr>
+        <w:t xml:space="preserve"> transactions, such as the purchase of an entire building or multiple flats together, which is not the focus of our research. In this way, clamping can also help minimize the distorted influence of </w:t>
+      </w:r>
+      <w:r>
+        <w:rPr>
+          <w:rFonts w:ascii="Times New Roman" w:hAnsi="Times New Roman" w:cs="Times New Roman"/>
+          <w:sz w:val="22"/>
+          <w:szCs w:val="22"/>
+          <w:lang w:val="en-US"/>
+        </w:rPr>
+        <w:t>portfolio</w:t>
+      </w:r>
+      <w:r>
+        <w:rPr>
+          <w:rFonts w:ascii="Times New Roman" w:hAnsi="Times New Roman" w:cs="Times New Roman"/>
+          <w:sz w:val="22"/>
+          <w:szCs w:val="22"/>
+          <w:lang w:val="en-US"/>
+        </w:rPr>
+        <w:t xml:space="preserve"> transactions. </w:t>
+      </w:r>
     </w:p>
     <w:p>
       <w:pPr>
@@ -2708,7 +2753,7 @@
       <w:pPr>
         <w:jc w:val="both"/>
         <w:rPr>
-          <w:rFonts w:ascii="Times New Roman" w:hAnsi="Times New Roman" w:cs="Times New Roman" w:hint="eastAsia"/>
+          <w:rFonts w:ascii="Times New Roman" w:hAnsi="Times New Roman" w:cs="Times New Roman"/>
           <w:sz w:val="22"/>
           <w:szCs w:val="22"/>
           <w:lang w:val="en-US"/>
@@ -2928,7 +2973,7 @@
       <w:pPr>
         <w:jc w:val="both"/>
         <w:rPr>
-          <w:rFonts w:ascii="Times New Roman" w:hAnsi="Times New Roman" w:cs="Times New Roman" w:hint="eastAsia"/>
+          <w:rFonts w:ascii="Times New Roman" w:hAnsi="Times New Roman" w:cs="Times New Roman"/>
           <w:sz w:val="22"/>
           <w:szCs w:val="22"/>
           <w:lang w:val="en-US"/>
@@ -3256,18 +3301,18 @@
       <w:pPr>
         <w:jc w:val="both"/>
         <w:rPr>
-          <w:rFonts w:ascii="Times New Roman" w:hAnsi="Times New Roman" w:cs="Times New Roman" w:hint="eastAsia"/>
-          <w:sz w:val="22"/>
-          <w:szCs w:val="22"/>
-          <w:lang w:val="en-US"/>
-        </w:rPr>
-      </w:pPr>
-    </w:p>
-    <w:p>
-      <w:pPr>
-        <w:jc w:val="both"/>
-        <w:rPr>
-          <w:rFonts w:ascii="Times New Roman" w:hAnsi="Times New Roman" w:cs="Times New Roman" w:hint="eastAsia"/>
+          <w:rFonts w:ascii="Times New Roman" w:hAnsi="Times New Roman" w:cs="Times New Roman"/>
+          <w:sz w:val="22"/>
+          <w:szCs w:val="22"/>
+          <w:lang w:val="en-US"/>
+        </w:rPr>
+      </w:pPr>
+    </w:p>
+    <w:p>
+      <w:pPr>
+        <w:jc w:val="both"/>
+        <w:rPr>
+          <w:rFonts w:ascii="Times New Roman" w:hAnsi="Times New Roman" w:cs="Times New Roman"/>
           <w:sz w:val="22"/>
           <w:szCs w:val="22"/>
           <w:lang w:val="en-US"/>
@@ -3472,7 +3517,6 @@
           <w:szCs w:val="22"/>
           <w:lang w:val="en-US"/>
         </w:rPr>
-        <w:lastRenderedPageBreak/>
         <w:t xml:space="preserve">Feature </w:t>
       </w:r>
       <w:proofErr w:type="spellStart"/>
@@ -3656,25 +3700,7 @@
           <w:szCs w:val="22"/>
           <w:lang w:val="en-US"/>
         </w:rPr>
-        <w:t xml:space="preserve"> feature from the dataset due to the lack of valid observations. </w:t>
-      </w:r>
-      <w:r>
-        <w:rPr>
-          <w:rFonts w:ascii="Times New Roman" w:hAnsi="Times New Roman" w:cs="Times New Roman"/>
-          <w:sz w:val="22"/>
-          <w:szCs w:val="22"/>
-          <w:lang w:val="en-US"/>
-        </w:rPr>
-        <w:t>S</w:t>
-      </w:r>
-      <w:r>
-        <w:rPr>
-          <w:rFonts w:ascii="Times New Roman" w:hAnsi="Times New Roman" w:cs="Times New Roman"/>
-          <w:sz w:val="22"/>
-          <w:szCs w:val="22"/>
-          <w:lang w:val="en-US"/>
-        </w:rPr>
-        <w:t>econd</w:t>
+        <w:t xml:space="preserve"> feature from the dataset due to the lack of valid observations. Second</w:t>
       </w:r>
       <w:r>
         <w:rPr>
@@ -4081,31 +4107,228 @@
       <w:pPr>
         <w:jc w:val="both"/>
         <w:rPr>
+          <w:rFonts w:ascii="Times New Roman" w:hAnsi="Times New Roman" w:cs="Times New Roman"/>
+          <w:sz w:val="22"/>
+          <w:szCs w:val="22"/>
+          <w:lang w:val="en-US"/>
+        </w:rPr>
+      </w:pPr>
+    </w:p>
+    <w:p>
+      <w:pPr>
+        <w:jc w:val="both"/>
+        <w:rPr>
+          <w:rFonts w:ascii="Times New Roman" w:hAnsi="Times New Roman" w:cs="Times New Roman"/>
+          <w:sz w:val="22"/>
+          <w:szCs w:val="22"/>
+          <w:lang w:val="en-US"/>
+        </w:rPr>
+      </w:pPr>
+      <w:r>
+        <w:rPr>
+          <w:rFonts w:ascii="Times New Roman" w:hAnsi="Times New Roman" w:cs="Times New Roman"/>
+          <w:sz w:val="22"/>
+          <w:szCs w:val="22"/>
+          <w:lang w:val="en-US"/>
+        </w:rPr>
+        <w:t xml:space="preserve">To address these issues, several data cleaning and transformation strategies are applied. The </w:t>
+      </w:r>
+      <w:proofErr w:type="spellStart"/>
+      <w:r>
+        <w:rPr>
+          <w:rFonts w:ascii="Times New Roman" w:hAnsi="Times New Roman" w:cs="Times New Roman"/>
+          <w:i/>
+          <w:iCs/>
+          <w:sz w:val="22"/>
+          <w:szCs w:val="22"/>
+          <w:lang w:val="en-US"/>
+        </w:rPr>
+        <w:t>DateofSale</w:t>
+      </w:r>
+      <w:proofErr w:type="spellEnd"/>
+      <w:r>
+        <w:rPr>
+          <w:rFonts w:ascii="Times New Roman" w:hAnsi="Times New Roman" w:cs="Times New Roman"/>
+          <w:i/>
+          <w:iCs/>
+          <w:sz w:val="22"/>
+          <w:szCs w:val="22"/>
+          <w:lang w:val="en-US"/>
+        </w:rPr>
+        <w:t>(dd/mm/</w:t>
+      </w:r>
+      <w:proofErr w:type="spellStart"/>
+      <w:r>
+        <w:rPr>
+          <w:rFonts w:ascii="Times New Roman" w:hAnsi="Times New Roman" w:cs="Times New Roman"/>
+          <w:i/>
+          <w:iCs/>
+          <w:sz w:val="22"/>
+          <w:szCs w:val="22"/>
+          <w:lang w:val="en-US"/>
+        </w:rPr>
+        <w:t>yyyy</w:t>
+      </w:r>
+      <w:proofErr w:type="spellEnd"/>
+      <w:r>
+        <w:rPr>
+          <w:rFonts w:ascii="Times New Roman" w:hAnsi="Times New Roman" w:cs="Times New Roman"/>
+          <w:i/>
+          <w:iCs/>
+          <w:sz w:val="22"/>
+          <w:szCs w:val="22"/>
+          <w:lang w:val="en-US"/>
+        </w:rPr>
+        <w:t>)</w:t>
+      </w:r>
+      <w:r>
+        <w:rPr>
+          <w:rFonts w:ascii="Times New Roman" w:hAnsi="Times New Roman" w:cs="Times New Roman"/>
+          <w:sz w:val="22"/>
+          <w:szCs w:val="22"/>
+          <w:lang w:val="en-US"/>
+        </w:rPr>
+        <w:t xml:space="preserve"> feature is transformed into </w:t>
+      </w:r>
+      <w:proofErr w:type="spellStart"/>
+      <w:r>
+        <w:rPr>
+          <w:rFonts w:ascii="Times New Roman" w:hAnsi="Times New Roman" w:cs="Times New Roman"/>
+          <w:i/>
+          <w:iCs/>
+          <w:sz w:val="22"/>
+          <w:szCs w:val="22"/>
+          <w:lang w:val="en-US"/>
+        </w:rPr>
+        <w:t>SaleYear</w:t>
+      </w:r>
+      <w:proofErr w:type="spellEnd"/>
+      <w:r>
+        <w:rPr>
+          <w:rFonts w:ascii="Times New Roman" w:hAnsi="Times New Roman" w:cs="Times New Roman"/>
+          <w:sz w:val="22"/>
+          <w:szCs w:val="22"/>
+          <w:lang w:val="en-US"/>
+        </w:rPr>
+        <w:t xml:space="preserve"> and </w:t>
+      </w:r>
+      <w:proofErr w:type="spellStart"/>
+      <w:r>
+        <w:rPr>
+          <w:rFonts w:ascii="Times New Roman" w:hAnsi="Times New Roman" w:cs="Times New Roman"/>
+          <w:i/>
+          <w:iCs/>
+          <w:sz w:val="22"/>
+          <w:szCs w:val="22"/>
+          <w:lang w:val="en-US"/>
+        </w:rPr>
+        <w:t>SaleMonth</w:t>
+      </w:r>
+      <w:proofErr w:type="spellEnd"/>
+      <w:r>
+        <w:rPr>
+          <w:rFonts w:ascii="Times New Roman" w:hAnsi="Times New Roman" w:cs="Times New Roman"/>
+          <w:sz w:val="22"/>
+          <w:szCs w:val="22"/>
+          <w:lang w:val="en-US"/>
+        </w:rPr>
+        <w:t xml:space="preserve"> to reduce cardinality</w:t>
+      </w:r>
+      <w:r>
+        <w:rPr>
           <w:rFonts w:ascii="Times New Roman" w:hAnsi="Times New Roman" w:cs="Times New Roman" w:hint="eastAsia"/>
           <w:sz w:val="22"/>
           <w:szCs w:val="22"/>
           <w:lang w:val="en-US"/>
         </w:rPr>
-      </w:pPr>
-    </w:p>
-    <w:p>
-      <w:pPr>
-        <w:jc w:val="both"/>
-        <w:rPr>
-          <w:rFonts w:ascii="Times New Roman" w:hAnsi="Times New Roman" w:cs="Times New Roman"/>
-          <w:sz w:val="22"/>
-          <w:szCs w:val="22"/>
-          <w:lang w:val="en-US"/>
-        </w:rPr>
-      </w:pPr>
-      <w:r>
-        <w:rPr>
-          <w:rFonts w:ascii="Times New Roman" w:hAnsi="Times New Roman" w:cs="Times New Roman"/>
-          <w:sz w:val="22"/>
-          <w:szCs w:val="22"/>
-          <w:lang w:val="en-US"/>
-        </w:rPr>
-        <w:t xml:space="preserve">To address these issues, several data cleaning and transformation strategies are applied. The </w:t>
+        <w:t xml:space="preserve"> </w:t>
+      </w:r>
+      <w:r>
+        <w:rPr>
+          <w:rFonts w:ascii="Times New Roman" w:hAnsi="Times New Roman" w:cs="Times New Roman"/>
+          <w:sz w:val="22"/>
+          <w:szCs w:val="22"/>
+          <w:lang w:val="en-US"/>
+        </w:rPr>
+        <w:t xml:space="preserve">and to provide monthly aggregated analysis. Similarly, feature </w:t>
+      </w:r>
+      <w:r>
+        <w:rPr>
+          <w:rFonts w:ascii="Times New Roman" w:hAnsi="Times New Roman" w:cs="Times New Roman"/>
+          <w:i/>
+          <w:iCs/>
+          <w:sz w:val="22"/>
+          <w:szCs w:val="22"/>
+          <w:lang w:val="en-US"/>
+        </w:rPr>
+        <w:t>Address</w:t>
+      </w:r>
+      <w:r>
+        <w:rPr>
+          <w:rFonts w:ascii="Times New Roman" w:hAnsi="Times New Roman" w:cs="Times New Roman"/>
+          <w:sz w:val="22"/>
+          <w:szCs w:val="22"/>
+          <w:lang w:val="en-US"/>
+        </w:rPr>
+        <w:t xml:space="preserve"> is </w:t>
+      </w:r>
+      <w:r>
+        <w:rPr>
+          <w:rFonts w:ascii="Times New Roman" w:hAnsi="Times New Roman" w:cs="Times New Roman"/>
+          <w:sz w:val="22"/>
+          <w:szCs w:val="22"/>
+          <w:lang w:val="en-US"/>
+        </w:rPr>
+        <w:t>extracted</w:t>
+      </w:r>
+      <w:r>
+        <w:rPr>
+          <w:rFonts w:ascii="Times New Roman" w:hAnsi="Times New Roman" w:cs="Times New Roman"/>
+          <w:sz w:val="22"/>
+          <w:szCs w:val="22"/>
+          <w:lang w:val="en-US"/>
+        </w:rPr>
+        <w:t xml:space="preserve"> into a new </w:t>
+      </w:r>
+      <w:r>
+        <w:rPr>
+          <w:rFonts w:ascii="Times New Roman" w:hAnsi="Times New Roman" w:cs="Times New Roman"/>
+          <w:i/>
+          <w:iCs/>
+          <w:sz w:val="22"/>
+          <w:szCs w:val="22"/>
+          <w:lang w:val="en-US"/>
+        </w:rPr>
+        <w:t>Region</w:t>
+      </w:r>
+      <w:r>
+        <w:rPr>
+          <w:rFonts w:ascii="Times New Roman" w:hAnsi="Times New Roman" w:cs="Times New Roman"/>
+          <w:sz w:val="22"/>
+          <w:szCs w:val="22"/>
+          <w:lang w:val="en-US"/>
+        </w:rPr>
+        <w:t xml:space="preserve"> feature to capture geographic patterns, particularly within Dublin. Features with limited analytical value, such as </w:t>
+      </w:r>
+      <w:r>
+        <w:rPr>
+          <w:rFonts w:ascii="Times New Roman" w:hAnsi="Times New Roman" w:cs="Times New Roman"/>
+          <w:i/>
+          <w:iCs/>
+          <w:sz w:val="22"/>
+          <w:szCs w:val="22"/>
+          <w:lang w:val="en-US"/>
+        </w:rPr>
+        <w:t>Eircode</w:t>
+      </w:r>
+      <w:r>
+        <w:rPr>
+          <w:rFonts w:ascii="Times New Roman" w:hAnsi="Times New Roman" w:cs="Times New Roman"/>
+          <w:sz w:val="22"/>
+          <w:szCs w:val="22"/>
+          <w:lang w:val="en-US"/>
+        </w:rPr>
+        <w:t xml:space="preserve"> and </w:t>
       </w:r>
       <w:proofErr w:type="spellStart"/>
       <w:r>
@@ -4117,209 +4340,12 @@
           <w:szCs w:val="22"/>
           <w:lang w:val="en-US"/>
         </w:rPr>
-        <w:t>DateofSale</w:t>
+        <w:t>PropertySizeDescription</w:t>
       </w:r>
       <w:proofErr w:type="spellEnd"/>
       <w:r>
         <w:rPr>
           <w:rFonts w:ascii="Times New Roman" w:hAnsi="Times New Roman" w:cs="Times New Roman"/>
-          <w:i/>
-          <w:iCs/>
-          <w:sz w:val="22"/>
-          <w:szCs w:val="22"/>
-          <w:lang w:val="en-US"/>
-        </w:rPr>
-        <w:t>(dd/mm/</w:t>
-      </w:r>
-      <w:proofErr w:type="spellStart"/>
-      <w:r>
-        <w:rPr>
-          <w:rFonts w:ascii="Times New Roman" w:hAnsi="Times New Roman" w:cs="Times New Roman"/>
-          <w:i/>
-          <w:iCs/>
-          <w:sz w:val="22"/>
-          <w:szCs w:val="22"/>
-          <w:lang w:val="en-US"/>
-        </w:rPr>
-        <w:t>yyyy</w:t>
-      </w:r>
-      <w:proofErr w:type="spellEnd"/>
-      <w:r>
-        <w:rPr>
-          <w:rFonts w:ascii="Times New Roman" w:hAnsi="Times New Roman" w:cs="Times New Roman"/>
-          <w:i/>
-          <w:iCs/>
-          <w:sz w:val="22"/>
-          <w:szCs w:val="22"/>
-          <w:lang w:val="en-US"/>
-        </w:rPr>
-        <w:t>)</w:t>
-      </w:r>
-      <w:r>
-        <w:rPr>
-          <w:rFonts w:ascii="Times New Roman" w:hAnsi="Times New Roman" w:cs="Times New Roman"/>
-          <w:sz w:val="22"/>
-          <w:szCs w:val="22"/>
-          <w:lang w:val="en-US"/>
-        </w:rPr>
-        <w:t xml:space="preserve"> feature is transformed into </w:t>
-      </w:r>
-      <w:proofErr w:type="spellStart"/>
-      <w:r>
-        <w:rPr>
-          <w:rFonts w:ascii="Times New Roman" w:hAnsi="Times New Roman" w:cs="Times New Roman"/>
-          <w:i/>
-          <w:iCs/>
-          <w:sz w:val="22"/>
-          <w:szCs w:val="22"/>
-          <w:lang w:val="en-US"/>
-        </w:rPr>
-        <w:t>SaleYear</w:t>
-      </w:r>
-      <w:proofErr w:type="spellEnd"/>
-      <w:r>
-        <w:rPr>
-          <w:rFonts w:ascii="Times New Roman" w:hAnsi="Times New Roman" w:cs="Times New Roman"/>
-          <w:sz w:val="22"/>
-          <w:szCs w:val="22"/>
-          <w:lang w:val="en-US"/>
-        </w:rPr>
-        <w:t xml:space="preserve"> and </w:t>
-      </w:r>
-      <w:proofErr w:type="spellStart"/>
-      <w:r>
-        <w:rPr>
-          <w:rFonts w:ascii="Times New Roman" w:hAnsi="Times New Roman" w:cs="Times New Roman"/>
-          <w:i/>
-          <w:iCs/>
-          <w:sz w:val="22"/>
-          <w:szCs w:val="22"/>
-          <w:lang w:val="en-US"/>
-        </w:rPr>
-        <w:t>SaleMonth</w:t>
-      </w:r>
-      <w:proofErr w:type="spellEnd"/>
-      <w:r>
-        <w:rPr>
-          <w:rFonts w:ascii="Times New Roman" w:hAnsi="Times New Roman" w:cs="Times New Roman"/>
-          <w:sz w:val="22"/>
-          <w:szCs w:val="22"/>
-          <w:lang w:val="en-US"/>
-        </w:rPr>
-        <w:t xml:space="preserve"> to reduce cardinality</w:t>
-      </w:r>
-      <w:r>
-        <w:rPr>
-          <w:rFonts w:ascii="Times New Roman" w:hAnsi="Times New Roman" w:cs="Times New Roman" w:hint="eastAsia"/>
-          <w:sz w:val="22"/>
-          <w:szCs w:val="22"/>
-          <w:lang w:val="en-US"/>
-        </w:rPr>
-        <w:t xml:space="preserve"> </w:t>
-      </w:r>
-      <w:r>
-        <w:rPr>
-          <w:rFonts w:ascii="Times New Roman" w:hAnsi="Times New Roman" w:cs="Times New Roman"/>
-          <w:sz w:val="22"/>
-          <w:szCs w:val="22"/>
-          <w:lang w:val="en-US"/>
-        </w:rPr>
-        <w:t xml:space="preserve">and to provide monthly aggregated analysis. Similarly, feature </w:t>
-      </w:r>
-      <w:r>
-        <w:rPr>
-          <w:rFonts w:ascii="Times New Roman" w:hAnsi="Times New Roman" w:cs="Times New Roman"/>
-          <w:i/>
-          <w:iCs/>
-          <w:sz w:val="22"/>
-          <w:szCs w:val="22"/>
-          <w:lang w:val="en-US"/>
-        </w:rPr>
-        <w:t>Address</w:t>
-      </w:r>
-      <w:r>
-        <w:rPr>
-          <w:rFonts w:ascii="Times New Roman" w:hAnsi="Times New Roman" w:cs="Times New Roman"/>
-          <w:sz w:val="22"/>
-          <w:szCs w:val="22"/>
-          <w:lang w:val="en-US"/>
-        </w:rPr>
-        <w:t xml:space="preserve"> is </w:t>
-      </w:r>
-      <w:r>
-        <w:rPr>
-          <w:rFonts w:ascii="Times New Roman" w:hAnsi="Times New Roman" w:cs="Times New Roman"/>
-          <w:sz w:val="22"/>
-          <w:szCs w:val="22"/>
-          <w:lang w:val="en-US"/>
-        </w:rPr>
-        <w:t>extracted</w:t>
-      </w:r>
-      <w:r>
-        <w:rPr>
-          <w:rFonts w:ascii="Times New Roman" w:hAnsi="Times New Roman" w:cs="Times New Roman"/>
-          <w:sz w:val="22"/>
-          <w:szCs w:val="22"/>
-          <w:lang w:val="en-US"/>
-        </w:rPr>
-        <w:t xml:space="preserve"> into a new </w:t>
-      </w:r>
-      <w:r>
-        <w:rPr>
-          <w:rFonts w:ascii="Times New Roman" w:hAnsi="Times New Roman" w:cs="Times New Roman"/>
-          <w:i/>
-          <w:iCs/>
-          <w:sz w:val="22"/>
-          <w:szCs w:val="22"/>
-          <w:lang w:val="en-US"/>
-        </w:rPr>
-        <w:t>Region</w:t>
-      </w:r>
-      <w:r>
-        <w:rPr>
-          <w:rFonts w:ascii="Times New Roman" w:hAnsi="Times New Roman" w:cs="Times New Roman"/>
-          <w:sz w:val="22"/>
-          <w:szCs w:val="22"/>
-          <w:lang w:val="en-US"/>
-        </w:rPr>
-        <w:t xml:space="preserve"> feature to capture geographic patterns, particularly within Dublin. Features with limited analytical value, such as </w:t>
-      </w:r>
-      <w:r>
-        <w:rPr>
-          <w:rFonts w:ascii="Times New Roman" w:hAnsi="Times New Roman" w:cs="Times New Roman"/>
-          <w:i/>
-          <w:iCs/>
-          <w:sz w:val="22"/>
-          <w:szCs w:val="22"/>
-          <w:lang w:val="en-US"/>
-        </w:rPr>
-        <w:t>Eircode</w:t>
-      </w:r>
-      <w:r>
-        <w:rPr>
-          <w:rFonts w:ascii="Times New Roman" w:hAnsi="Times New Roman" w:cs="Times New Roman"/>
-          <w:sz w:val="22"/>
-          <w:szCs w:val="22"/>
-          <w:lang w:val="en-US"/>
-        </w:rPr>
-        <w:t xml:space="preserve"> and </w:t>
-      </w:r>
-      <w:proofErr w:type="spellStart"/>
-      <w:r>
-        <w:rPr>
-          <w:rFonts w:ascii="Times New Roman" w:hAnsi="Times New Roman" w:cs="Times New Roman"/>
-          <w:i/>
-          <w:iCs/>
-          <w:sz w:val="22"/>
-          <w:szCs w:val="22"/>
-          <w:lang w:val="en-US"/>
-        </w:rPr>
-        <w:t>PropertySizeDescription</w:t>
-      </w:r>
-      <w:proofErr w:type="spellEnd"/>
-      <w:r>
-        <w:rPr>
-          <w:rFonts w:ascii="Times New Roman" w:hAnsi="Times New Roman" w:cs="Times New Roman"/>
           <w:sz w:val="22"/>
           <w:szCs w:val="22"/>
           <w:lang w:val="en-US"/>
@@ -4405,7 +4431,7 @@
       <w:pPr>
         <w:jc w:val="both"/>
         <w:rPr>
-          <w:rFonts w:ascii="Times New Roman" w:hAnsi="Times New Roman" w:cs="Times New Roman" w:hint="eastAsia"/>
+          <w:rFonts w:ascii="Times New Roman" w:hAnsi="Times New Roman" w:cs="Times New Roman"/>
           <w:sz w:val="22"/>
           <w:szCs w:val="22"/>
           <w:lang w:val="en-US"/>
@@ -4564,6 +4590,7 @@
       <w:r>
         <w:rPr>
           <w:rFonts w:ascii="Times New Roman" w:hAnsi="Times New Roman" w:cs="Times New Roman"/>
+          <w:noProof/>
           <w:lang w:val="en-US"/>
         </w:rPr>
         <w:drawing>
@@ -4657,6 +4684,7 @@
       <w:r>
         <w:rPr>
           <w:rFonts w:ascii="Times New Roman" w:hAnsi="Times New Roman" w:cs="Times New Roman"/>
+          <w:noProof/>
           <w:lang w:val="en-US"/>
         </w:rPr>
         <w:drawing>
@@ -4741,6 +4769,7 @@
       <w:r>
         <w:rPr>
           <w:rFonts w:ascii="Times New Roman" w:hAnsi="Times New Roman" w:cs="Times New Roman"/>
+          <w:noProof/>
           <w:lang w:val="en-US"/>
         </w:rPr>
         <w:lastRenderedPageBreak/>

--- a/DQP/Data Quality Plan.docx
+++ b/DQP/Data Quality Plan.docx
@@ -2222,6 +2222,15 @@
         </w:rPr>
         <w:t xml:space="preserve">treated as a continuous variable, representing the transaction value of residential properties. According to the Data Quality Report, the distribution of this feature is highly right-skewed, where most transactions fall within a moderate price range while a small number of observations show extremely high values. </w:t>
       </w:r>
+      <w:r>
+        <w:rPr>
+          <w:rFonts w:ascii="Times New Roman" w:hAnsi="Times New Roman" w:cs="Times New Roman"/>
+          <w:sz w:val="22"/>
+          <w:szCs w:val="22"/>
+          <w:lang w:val="en-US"/>
+        </w:rPr>
+        <w:t xml:space="preserve">These extreme values may be caused by portfolio transactions.  </w:t>
+      </w:r>
     </w:p>
     <w:p>
       <w:pPr>
@@ -2297,7 +2306,25 @@
           <w:szCs w:val="22"/>
           <w:lang w:val="en-US"/>
         </w:rPr>
-        <w:t xml:space="preserve">we propose two possible solutions targeting at these issues. First, we clamp </w:t>
+        <w:t xml:space="preserve">we propose two possible solutions targeting at these issues. First, we </w:t>
+      </w:r>
+      <w:r>
+        <w:rPr>
+          <w:rFonts w:ascii="Times New Roman" w:hAnsi="Times New Roman" w:cs="Times New Roman"/>
+          <w:sz w:val="22"/>
+          <w:szCs w:val="22"/>
+          <w:lang w:val="en-US"/>
+        </w:rPr>
+        <w:t xml:space="preserve">pick out and drop portfolio transactions according to addresses, and then, we </w:t>
+      </w:r>
+      <w:r>
+        <w:rPr>
+          <w:rFonts w:ascii="Times New Roman" w:hAnsi="Times New Roman" w:cs="Times New Roman"/>
+          <w:sz w:val="22"/>
+          <w:szCs w:val="22"/>
+          <w:lang w:val="en-US"/>
+        </w:rPr>
+        <w:t xml:space="preserve">clamp </w:t>
       </w:r>
       <w:r>
         <w:rPr>
@@ -2514,7 +2541,25 @@
           <w:szCs w:val="22"/>
           <w:lang w:val="en-US"/>
         </w:rPr>
-        <w:t xml:space="preserve"> transactions, such as the purchase of an entire building or multiple flats together, which is not the focus of our research. In this way, clamping can also help minimize the distorted influence of </w:t>
+        <w:t xml:space="preserve"> transactions, such as the purchase of an entire building or multiple flats together, which is not the focus of our research. </w:t>
+      </w:r>
+      <w:r>
+        <w:rPr>
+          <w:rFonts w:ascii="Times New Roman" w:hAnsi="Times New Roman" w:cs="Times New Roman"/>
+          <w:sz w:val="22"/>
+          <w:szCs w:val="22"/>
+          <w:lang w:val="en-US"/>
+        </w:rPr>
+        <w:t xml:space="preserve">Dropping portfolio transactions can </w:t>
+      </w:r>
+      <w:r>
+        <w:rPr>
+          <w:rFonts w:ascii="Times New Roman" w:hAnsi="Times New Roman" w:cs="Times New Roman"/>
+          <w:sz w:val="22"/>
+          <w:szCs w:val="22"/>
+          <w:lang w:val="en-US"/>
+        </w:rPr>
+        <w:t xml:space="preserve">help minimize the distorted influence of </w:t>
       </w:r>
       <w:r>
         <w:rPr>
@@ -3325,6 +3370,7 @@
           <w:szCs w:val="22"/>
           <w:lang w:val="en-US"/>
         </w:rPr>
+        <w:lastRenderedPageBreak/>
         <w:t xml:space="preserve">This </w:t>
       </w:r>
       <w:r>
@@ -4590,14 +4636,13 @@
       <w:r>
         <w:rPr>
           <w:rFonts w:ascii="Times New Roman" w:hAnsi="Times New Roman" w:cs="Times New Roman"/>
-          <w:noProof/>
           <w:lang w:val="en-US"/>
         </w:rPr>
         <w:drawing>
-          <wp:inline distT="0" distB="0" distL="0" distR="0" wp14:anchorId="4D626B21" wp14:editId="7ACF2921">
-            <wp:extent cx="5943600" cy="3179445"/>
-            <wp:effectExtent l="0" t="0" r="0" b="0"/>
-            <wp:docPr id="335979706" name="Picture 1"/>
+          <wp:inline distT="0" distB="0" distL="0" distR="0" wp14:anchorId="36C7BDCF" wp14:editId="6AD967BD">
+            <wp:extent cx="6584069" cy="2764465"/>
+            <wp:effectExtent l="0" t="0" r="0" b="4445"/>
+            <wp:docPr id="705154224" name="Picture 1"/>
             <wp:cNvGraphicFramePr>
               <a:graphicFrameLocks xmlns:a="http://schemas.openxmlformats.org/drawingml/2006/main" noChangeAspect="1"/>
             </wp:cNvGraphicFramePr>
@@ -4605,7 +4650,7 @@
               <a:graphicData uri="http://schemas.openxmlformats.org/drawingml/2006/picture">
                 <pic:pic xmlns:pic="http://schemas.openxmlformats.org/drawingml/2006/picture">
                   <pic:nvPicPr>
-                    <pic:cNvPr id="335979706" name=""/>
+                    <pic:cNvPr id="705154224" name=""/>
                     <pic:cNvPicPr/>
                   </pic:nvPicPr>
                   <pic:blipFill>
@@ -4617,7 +4662,7 @@
                   <pic:spPr>
                     <a:xfrm>
                       <a:off x="0" y="0"/>
-                      <a:ext cx="5943600" cy="3179445"/>
+                      <a:ext cx="6617843" cy="2778646"/>
                     </a:xfrm>
                     <a:prstGeom prst="rect">
                       <a:avLst/>
@@ -4684,14 +4729,13 @@
       <w:r>
         <w:rPr>
           <w:rFonts w:ascii="Times New Roman" w:hAnsi="Times New Roman" w:cs="Times New Roman"/>
-          <w:noProof/>
           <w:lang w:val="en-US"/>
         </w:rPr>
         <w:drawing>
-          <wp:inline distT="0" distB="0" distL="0" distR="0" wp14:anchorId="2FD85EC1" wp14:editId="6E9E8943">
-            <wp:extent cx="5943600" cy="3549015"/>
-            <wp:effectExtent l="0" t="0" r="0" b="0"/>
-            <wp:docPr id="1602005577" name="Picture 1"/>
+          <wp:inline distT="0" distB="0" distL="0" distR="0" wp14:anchorId="35D4F960" wp14:editId="6A39D25F">
+            <wp:extent cx="6392547" cy="3817088"/>
+            <wp:effectExtent l="0" t="0" r="0" b="5715"/>
+            <wp:docPr id="27566033" name="Picture 1"/>
             <wp:cNvGraphicFramePr>
               <a:graphicFrameLocks xmlns:a="http://schemas.openxmlformats.org/drawingml/2006/main" noChangeAspect="1"/>
             </wp:cNvGraphicFramePr>
@@ -4699,7 +4743,7 @@
               <a:graphicData uri="http://schemas.openxmlformats.org/drawingml/2006/picture">
                 <pic:pic xmlns:pic="http://schemas.openxmlformats.org/drawingml/2006/picture">
                   <pic:nvPicPr>
-                    <pic:cNvPr id="1602005577" name=""/>
+                    <pic:cNvPr id="27566033" name=""/>
                     <pic:cNvPicPr/>
                   </pic:nvPicPr>
                   <pic:blipFill>
@@ -4711,7 +4755,7 @@
                   <pic:spPr>
                     <a:xfrm>
                       <a:off x="0" y="0"/>
-                      <a:ext cx="5943600" cy="3549015"/>
+                      <a:ext cx="6418896" cy="3832821"/>
                     </a:xfrm>
                     <a:prstGeom prst="rect">
                       <a:avLst/>
@@ -4769,15 +4813,14 @@
       <w:r>
         <w:rPr>
           <w:rFonts w:ascii="Times New Roman" w:hAnsi="Times New Roman" w:cs="Times New Roman"/>
-          <w:noProof/>
           <w:lang w:val="en-US"/>
         </w:rPr>
         <w:lastRenderedPageBreak/>
         <w:drawing>
-          <wp:inline distT="0" distB="0" distL="0" distR="0" wp14:anchorId="5FD550C5" wp14:editId="32540A58">
-            <wp:extent cx="5435600" cy="5156200"/>
+          <wp:inline distT="0" distB="0" distL="0" distR="0" wp14:anchorId="0C9CA62C" wp14:editId="3841B959">
+            <wp:extent cx="5715129" cy="4093535"/>
             <wp:effectExtent l="0" t="0" r="0" b="0"/>
-            <wp:docPr id="614969322" name="Picture 1"/>
+            <wp:docPr id="1219244038" name="Picture 1"/>
             <wp:cNvGraphicFramePr>
               <a:graphicFrameLocks xmlns:a="http://schemas.openxmlformats.org/drawingml/2006/main" noChangeAspect="1"/>
             </wp:cNvGraphicFramePr>
@@ -4785,7 +4828,7 @@
               <a:graphicData uri="http://schemas.openxmlformats.org/drawingml/2006/picture">
                 <pic:pic xmlns:pic="http://schemas.openxmlformats.org/drawingml/2006/picture">
                   <pic:nvPicPr>
-                    <pic:cNvPr id="614969322" name=""/>
+                    <pic:cNvPr id="1219244038" name=""/>
                     <pic:cNvPicPr/>
                   </pic:nvPicPr>
                   <pic:blipFill>
@@ -4797,7 +4840,7 @@
                   <pic:spPr>
                     <a:xfrm>
                       <a:off x="0" y="0"/>
-                      <a:ext cx="5435600" cy="5156200"/>
+                      <a:ext cx="5734777" cy="4107608"/>
                     </a:xfrm>
                     <a:prstGeom prst="rect">
                       <a:avLst/>

--- a/DQP/Data Quality Plan.docx
+++ b/DQP/Data Quality Plan.docx
@@ -293,7 +293,7 @@
       </w:r>
       <w:r>
         <w:rPr>
-          <w:rFonts w:ascii="Times New Roman" w:hAnsi="Times New Roman" w:cs="Times New Roman" w:hint="eastAsia"/>
+          <w:rFonts w:ascii="Times New Roman" w:hAnsi="Times New Roman" w:cs="Times New Roman"/>
           <w:b/>
           <w:bCs/>
           <w:sz w:val="22"/>
@@ -466,18 +466,7 @@
           <w:szCs w:val="22"/>
           <w:lang w:val="en-US"/>
         </w:rPr>
-        <w:t>)</w:t>
-      </w:r>
-      <w:r>
-        <w:rPr>
-          <w:rFonts w:ascii="Times New Roman" w:hAnsi="Times New Roman" w:cs="Times New Roman"/>
-          <w:i/>
-          <w:iCs/>
-          <w:sz w:val="22"/>
-          <w:szCs w:val="22"/>
-          <w:lang w:val="en-US"/>
-        </w:rPr>
-        <w:t xml:space="preserve"> </w:t>
+        <w:t xml:space="preserve">) </w:t>
       </w:r>
       <w:r>
         <w:rPr>
@@ -543,18 +532,7 @@
           <w:szCs w:val="22"/>
           <w:lang w:val="en-US"/>
         </w:rPr>
-        <w:t>)</w:t>
-      </w:r>
-      <w:r>
-        <w:rPr>
-          <w:rFonts w:ascii="Times New Roman" w:hAnsi="Times New Roman" w:cs="Times New Roman"/>
-          <w:i/>
-          <w:iCs/>
-          <w:sz w:val="22"/>
-          <w:szCs w:val="22"/>
-          <w:lang w:val="en-US"/>
-        </w:rPr>
-        <w:t xml:space="preserve">, </w:t>
+        <w:t xml:space="preserve">), </w:t>
       </w:r>
       <w:r>
         <w:rPr>
@@ -754,18 +732,7 @@
           <w:szCs w:val="22"/>
           <w:lang w:val="en-US"/>
         </w:rPr>
-        <w:t>)</w:t>
-      </w:r>
-      <w:r>
-        <w:rPr>
-          <w:rFonts w:ascii="Times New Roman" w:hAnsi="Times New Roman" w:cs="Times New Roman"/>
-          <w:i/>
-          <w:iCs/>
-          <w:sz w:val="22"/>
-          <w:szCs w:val="22"/>
-          <w:lang w:val="en-US"/>
-        </w:rPr>
-        <w:t xml:space="preserve"> </w:t>
+        <w:t xml:space="preserve">) </w:t>
       </w:r>
       <w:r>
         <w:rPr>
@@ -969,43 +936,7 @@
           <w:szCs w:val="22"/>
           <w:lang w:val="en-US"/>
         </w:rPr>
-        <w:t>meaningful market analysis. The large number of unique address values makes it difficult to identify broader geographic patterns within the dataset.</w:t>
-      </w:r>
-      <w:r>
-        <w:rPr>
-          <w:rFonts w:ascii="Times New Roman" w:hAnsi="Times New Roman" w:cs="Times New Roman" w:hint="eastAsia"/>
-          <w:sz w:val="22"/>
-          <w:szCs w:val="22"/>
-          <w:lang w:val="en-US"/>
-        </w:rPr>
-        <w:t xml:space="preserve"> </w:t>
-      </w:r>
-      <w:r>
-        <w:rPr>
-          <w:rFonts w:ascii="Times New Roman" w:hAnsi="Times New Roman" w:cs="Times New Roman"/>
-          <w:sz w:val="22"/>
-          <w:szCs w:val="22"/>
-          <w:lang w:val="en-US"/>
-        </w:rPr>
-        <w:t>T</w:t>
-      </w:r>
-      <w:r>
-        <w:rPr>
-          <w:rFonts w:ascii="Times New Roman" w:hAnsi="Times New Roman" w:cs="Times New Roman" w:hint="eastAsia"/>
-          <w:sz w:val="22"/>
-          <w:szCs w:val="22"/>
-          <w:lang w:val="en-US"/>
-        </w:rPr>
-        <w:t>hus</w:t>
-      </w:r>
-      <w:r>
-        <w:rPr>
-          <w:rFonts w:ascii="Times New Roman" w:hAnsi="Times New Roman" w:cs="Times New Roman"/>
-          <w:sz w:val="22"/>
-          <w:szCs w:val="22"/>
-          <w:lang w:val="en-US"/>
-        </w:rPr>
-        <w:t xml:space="preserve">, we have two possible solutions to further discuss. First, we drop </w:t>
+        <w:t xml:space="preserve">meaningful market analysis. The large number of unique address values makes it difficult to identify broader geographic patterns within the dataset. Thus, we have two possible solutions to further discuss. First, we drop </w:t>
       </w:r>
       <w:r>
         <w:rPr>
@@ -1136,97 +1067,7 @@
           <w:szCs w:val="22"/>
           <w:lang w:val="en-US"/>
         </w:rPr>
-        <w:t>After comparing the two solutions, we decide to adopt the second approach</w:t>
-      </w:r>
-      <w:r>
-        <w:rPr>
-          <w:rFonts w:ascii="Times New Roman" w:hAnsi="Times New Roman" w:cs="Times New Roman"/>
-          <w:sz w:val="22"/>
-          <w:szCs w:val="22"/>
-          <w:lang w:val="en-US"/>
-        </w:rPr>
-        <w:t xml:space="preserve"> for the following reason</w:t>
-      </w:r>
-      <w:r>
-        <w:rPr>
-          <w:rFonts w:ascii="Times New Roman" w:hAnsi="Times New Roman" w:cs="Times New Roman"/>
-          <w:sz w:val="22"/>
-          <w:szCs w:val="22"/>
-          <w:lang w:val="en-US"/>
-        </w:rPr>
-        <w:t xml:space="preserve">. While dropping the Address feature simplifies the dataset, it may lead to loss of potentially valuable </w:t>
-      </w:r>
-      <w:r>
-        <w:rPr>
-          <w:rFonts w:ascii="Times New Roman" w:hAnsi="Times New Roman" w:cs="Times New Roman" w:hint="eastAsia"/>
-          <w:sz w:val="22"/>
-          <w:szCs w:val="22"/>
-          <w:lang w:val="en-US"/>
-        </w:rPr>
-        <w:t>location</w:t>
-      </w:r>
-      <w:r>
-        <w:rPr>
-          <w:rFonts w:ascii="Times New Roman" w:hAnsi="Times New Roman" w:cs="Times New Roman"/>
-          <w:sz w:val="22"/>
-          <w:szCs w:val="22"/>
-          <w:lang w:val="en-US"/>
-        </w:rPr>
-        <w:t xml:space="preserve"> </w:t>
-      </w:r>
-      <w:r>
-        <w:rPr>
-          <w:rFonts w:ascii="Times New Roman" w:hAnsi="Times New Roman" w:cs="Times New Roman"/>
-          <w:sz w:val="22"/>
-          <w:szCs w:val="22"/>
-          <w:lang w:val="en-US"/>
-        </w:rPr>
-        <w:t xml:space="preserve">information, particularly within Dublin where property prices </w:t>
-      </w:r>
-      <w:r>
-        <w:rPr>
-          <w:rFonts w:ascii="Times New Roman" w:hAnsi="Times New Roman" w:cs="Times New Roman"/>
-          <w:sz w:val="22"/>
-          <w:szCs w:val="22"/>
-          <w:lang w:val="en-US"/>
-        </w:rPr>
-        <w:t>may</w:t>
-      </w:r>
-      <w:r>
-        <w:rPr>
-          <w:rFonts w:ascii="Times New Roman" w:hAnsi="Times New Roman" w:cs="Times New Roman"/>
-          <w:sz w:val="22"/>
-          <w:szCs w:val="22"/>
-          <w:lang w:val="en-US"/>
-        </w:rPr>
-        <w:t xml:space="preserve"> vary significantly across different </w:t>
-      </w:r>
-      <w:r>
-        <w:rPr>
-          <w:rFonts w:ascii="Times New Roman" w:hAnsi="Times New Roman" w:cs="Times New Roman"/>
-          <w:sz w:val="22"/>
-          <w:szCs w:val="22"/>
-          <w:lang w:val="en-US"/>
-        </w:rPr>
-        <w:t xml:space="preserve">postal </w:t>
-      </w:r>
-      <w:r>
-        <w:rPr>
-          <w:rFonts w:ascii="Times New Roman" w:hAnsi="Times New Roman" w:cs="Times New Roman"/>
-          <w:sz w:val="22"/>
-          <w:szCs w:val="22"/>
-          <w:lang w:val="en-US"/>
-        </w:rPr>
-        <w:t xml:space="preserve">districts. </w:t>
-      </w:r>
-      <w:r>
-        <w:rPr>
-          <w:rFonts w:ascii="Times New Roman" w:hAnsi="Times New Roman" w:cs="Times New Roman"/>
-          <w:sz w:val="22"/>
-          <w:szCs w:val="22"/>
-          <w:lang w:val="en-US"/>
-        </w:rPr>
-        <w:t xml:space="preserve">Also, using </w:t>
+        <w:t xml:space="preserve">After comparing the two solutions, we decide to adopt the second approach for the following reason. While dropping the Address feature simplifies the dataset, it may lead to loss of potentially valuable location information, particularly within Dublin where property prices may vary significantly across different postal districts. Also, using </w:t>
       </w:r>
       <w:r>
         <w:rPr>
@@ -1316,34 +1157,7 @@
           <w:lang w:val="en-US"/>
         </w:rPr>
         <w:lastRenderedPageBreak/>
-        <w:t xml:space="preserve">on location analysis. However, for the second solution, </w:t>
-      </w:r>
-      <w:r>
-        <w:rPr>
-          <w:rFonts w:ascii="Times New Roman" w:hAnsi="Times New Roman" w:cs="Times New Roman"/>
-          <w:sz w:val="22"/>
-          <w:szCs w:val="22"/>
-          <w:lang w:val="en-US"/>
-        </w:rPr>
-        <w:t xml:space="preserve">extracting Dublin postal districts and using County for non-Dublin areas, </w:t>
-      </w:r>
-      <w:r>
-        <w:rPr>
-          <w:rFonts w:ascii="Times New Roman" w:hAnsi="Times New Roman" w:cs="Times New Roman"/>
-          <w:sz w:val="22"/>
-          <w:szCs w:val="22"/>
-          <w:lang w:val="en-US"/>
-        </w:rPr>
-        <w:t>can</w:t>
-      </w:r>
-      <w:r>
-        <w:rPr>
-          <w:rFonts w:ascii="Times New Roman" w:hAnsi="Times New Roman" w:cs="Times New Roman"/>
-          <w:sz w:val="22"/>
-          <w:szCs w:val="22"/>
-          <w:lang w:val="en-US"/>
-        </w:rPr>
-        <w:t xml:space="preserve"> preserve meaningful geographic granularity while still reducing the high cardinality of the original </w:t>
+        <w:t xml:space="preserve">on location analysis. However, for the second solution, extracting Dublin postal districts and using County for non-Dublin areas, can preserve meaningful geographic granularity while still reducing the high cardinality of the original </w:t>
       </w:r>
       <w:r>
         <w:rPr>
@@ -1363,16 +1177,7 @@
           <w:szCs w:val="22"/>
           <w:lang w:val="en-US"/>
         </w:rPr>
-        <w:t xml:space="preserve"> feature. This approach improves interpretability and allows more effective analysis of regional property market patterns.</w:t>
-      </w:r>
-      <w:r>
-        <w:rPr>
-          <w:rFonts w:ascii="Times New Roman" w:hAnsi="Times New Roman" w:cs="Times New Roman" w:hint="eastAsia"/>
-          <w:sz w:val="22"/>
-          <w:szCs w:val="22"/>
-          <w:lang w:val="en-US"/>
-        </w:rPr>
-        <w:t xml:space="preserve"> </w:t>
+        <w:t xml:space="preserve"> feature. This approach improves interpretability and allows more effective analysis of regional property market patterns. </w:t>
       </w:r>
     </w:p>
     <w:p>
@@ -1452,25 +1257,7 @@
           <w:szCs w:val="22"/>
           <w:lang w:val="en-US"/>
         </w:rPr>
-        <w:t xml:space="preserve"> feature. For Dublin area, we have regional information within each postal district, from DUBLIN1 to DUBLIN24, while DUBLIN</w:t>
-      </w:r>
-      <w:r>
-        <w:rPr>
-          <w:rFonts w:ascii="Times New Roman" w:hAnsi="Times New Roman" w:cs="Times New Roman"/>
-          <w:sz w:val="22"/>
-          <w:szCs w:val="22"/>
-          <w:lang w:val="en-US"/>
-        </w:rPr>
-        <w:t>_</w:t>
-      </w:r>
-      <w:r>
-        <w:rPr>
-          <w:rFonts w:ascii="Times New Roman" w:hAnsi="Times New Roman" w:cs="Times New Roman"/>
-          <w:sz w:val="22"/>
-          <w:szCs w:val="22"/>
-          <w:lang w:val="en-US"/>
-        </w:rPr>
-        <w:t xml:space="preserve">OTHER refers to places we cannot extract district number from the original </w:t>
+        <w:t xml:space="preserve"> feature. For Dublin area, we have regional information within each postal district, from DUBLIN1 to DUBLIN24, while DUBLIN_OTHER refers to places we cannot extract district number from the original </w:t>
       </w:r>
       <w:r>
         <w:rPr>
@@ -1916,133 +1703,16 @@
           <w:szCs w:val="22"/>
           <w:lang w:val="en-US"/>
         </w:rPr>
-        <w:t xml:space="preserve">, we have identified several data quality issues in the </w:t>
-      </w:r>
-      <w:r>
-        <w:rPr>
-          <w:rFonts w:ascii="Times New Roman" w:hAnsi="Times New Roman" w:cs="Times New Roman"/>
-          <w:sz w:val="22"/>
-          <w:szCs w:val="22"/>
-          <w:lang w:val="en-US"/>
-        </w:rPr>
-        <w:t>Data Quality Report</w:t>
-      </w:r>
-      <w:r>
-        <w:rPr>
-          <w:rFonts w:ascii="Times New Roman" w:hAnsi="Times New Roman" w:cs="Times New Roman"/>
-          <w:sz w:val="22"/>
-          <w:szCs w:val="22"/>
-          <w:lang w:val="en-US"/>
-        </w:rPr>
-        <w:t xml:space="preserve">. </w:t>
-      </w:r>
-      <w:r>
-        <w:rPr>
-          <w:rFonts w:ascii="Times New Roman" w:hAnsi="Times New Roman" w:cs="Times New Roman"/>
-          <w:sz w:val="22"/>
-          <w:szCs w:val="22"/>
-          <w:lang w:val="en-US"/>
-        </w:rPr>
-        <w:t xml:space="preserve">First, the missing rate of this feature is 68.86%. Such a high proportion of missing values reduces the reliability of analyses based solely on this variable and limits its usefulness in </w:t>
-      </w:r>
-      <w:r>
-        <w:rPr>
-          <w:rFonts w:ascii="Times New Roman" w:hAnsi="Times New Roman" w:cs="Times New Roman"/>
-          <w:sz w:val="22"/>
-          <w:szCs w:val="22"/>
-          <w:lang w:val="en-US"/>
-        </w:rPr>
-        <w:t>providing location information</w:t>
-      </w:r>
-      <w:r>
-        <w:rPr>
-          <w:rFonts w:ascii="Times New Roman" w:hAnsi="Times New Roman" w:cs="Times New Roman"/>
-          <w:sz w:val="22"/>
-          <w:szCs w:val="22"/>
-          <w:lang w:val="en-US"/>
-        </w:rPr>
-        <w:t>. Second, the feature has a very high cardinality</w:t>
-      </w:r>
-      <w:r>
-        <w:rPr>
-          <w:rFonts w:ascii="Times New Roman" w:hAnsi="Times New Roman" w:cs="Times New Roman"/>
-          <w:sz w:val="22"/>
-          <w:szCs w:val="22"/>
-          <w:lang w:val="en-US"/>
-        </w:rPr>
-        <w:t xml:space="preserve"> of</w:t>
-      </w:r>
-      <w:r>
-        <w:rPr>
-          <w:rFonts w:ascii="Times New Roman" w:hAnsi="Times New Roman" w:cs="Times New Roman"/>
-          <w:sz w:val="22"/>
-          <w:szCs w:val="22"/>
-          <w:lang w:val="en-US"/>
-        </w:rPr>
-        <w:t xml:space="preserve"> 16,761</w:t>
-      </w:r>
-      <w:r>
-        <w:rPr>
-          <w:rFonts w:ascii="Times New Roman" w:hAnsi="Times New Roman" w:cs="Times New Roman"/>
-          <w:sz w:val="22"/>
-          <w:szCs w:val="22"/>
-          <w:lang w:val="en-US"/>
-        </w:rPr>
-        <w:t xml:space="preserve">, </w:t>
-      </w:r>
-      <w:r>
-        <w:rPr>
-          <w:rFonts w:ascii="Times New Roman" w:hAnsi="Times New Roman" w:cs="Times New Roman"/>
-          <w:sz w:val="22"/>
-          <w:szCs w:val="22"/>
-          <w:lang w:val="en-US"/>
-        </w:rPr>
-        <w:t xml:space="preserve">as each Eircode </w:t>
-      </w:r>
-      <w:r>
-        <w:rPr>
-          <w:rFonts w:ascii="Times New Roman" w:hAnsi="Times New Roman" w:cs="Times New Roman"/>
-          <w:sz w:val="22"/>
-          <w:szCs w:val="22"/>
-          <w:lang w:val="en-US"/>
-        </w:rPr>
-        <w:t>refers</w:t>
-      </w:r>
-      <w:r>
-        <w:rPr>
-          <w:rFonts w:ascii="Times New Roman" w:hAnsi="Times New Roman" w:cs="Times New Roman"/>
-          <w:sz w:val="22"/>
-          <w:szCs w:val="22"/>
-          <w:lang w:val="en-US"/>
-        </w:rPr>
-        <w:t xml:space="preserve"> to a specific property location. This level of </w:t>
-      </w:r>
-      <w:r>
-        <w:rPr>
-          <w:rFonts w:ascii="Times New Roman" w:hAnsi="Times New Roman" w:cs="Times New Roman"/>
-          <w:sz w:val="22"/>
-          <w:szCs w:val="22"/>
-          <w:lang w:val="en-US"/>
-        </w:rPr>
-        <w:t>precision</w:t>
-      </w:r>
-      <w:r>
-        <w:rPr>
-          <w:rFonts w:ascii="Times New Roman" w:hAnsi="Times New Roman" w:cs="Times New Roman"/>
-          <w:sz w:val="22"/>
-          <w:szCs w:val="22"/>
-          <w:lang w:val="en-US"/>
-        </w:rPr>
-        <w:t xml:space="preserve"> makes it difficult to identify broader regional patterns. Therefore, we consider several potential approaches to address these issues.</w:t>
-      </w:r>
-      <w:r>
-        <w:rPr>
-          <w:rFonts w:ascii="Times New Roman" w:hAnsi="Times New Roman" w:cs="Times New Roman"/>
-          <w:sz w:val="22"/>
-          <w:szCs w:val="22"/>
-          <w:lang w:val="en-US"/>
-        </w:rPr>
-        <w:t xml:space="preserve"> First, we drop this feature due to high missing rate and high cardinality. Second, we try to fill in the missing part with information from </w:t>
+        <w:t xml:space="preserve">, we have identified several data quality issues in the Data Quality Report. </w:t>
+      </w:r>
+      <w:r>
+        <w:rPr>
+          <w:rFonts w:ascii="Times New Roman" w:hAnsi="Times New Roman" w:cs="Times New Roman"/>
+          <w:sz w:val="22"/>
+          <w:szCs w:val="22"/>
+          <w:lang w:val="en-US"/>
+        </w:rPr>
+        <w:t xml:space="preserve">First, the missing rate of this feature is 68.86%. Such a high proportion of missing values reduces the reliability of analyses based solely on this variable and limits its usefulness in providing location information. Second, the feature has a very high cardinality of 16,761, as each Eircode refers to a specific property location. This level of precision makes it difficult to identify broader regional patterns. Therefore, we consider several potential approaches to address these issues. First, we drop this feature due to high missing rate and high cardinality. Second, we try to fill in the missing part with information from </w:t>
       </w:r>
       <w:r>
         <w:rPr>
@@ -2279,34 +1949,7 @@
           <w:szCs w:val="22"/>
           <w:lang w:val="en-US"/>
         </w:rPr>
-        <w:t xml:space="preserve"> values can significantly influence statistical </w:t>
-      </w:r>
-      <w:r>
-        <w:rPr>
-          <w:rFonts w:ascii="Times New Roman" w:hAnsi="Times New Roman" w:cs="Times New Roman"/>
-          <w:sz w:val="22"/>
-          <w:szCs w:val="22"/>
-          <w:lang w:val="en-US"/>
-        </w:rPr>
-        <w:t>analysis</w:t>
-      </w:r>
-      <w:r>
-        <w:rPr>
-          <w:rFonts w:ascii="Times New Roman" w:hAnsi="Times New Roman" w:cs="Times New Roman"/>
-          <w:sz w:val="22"/>
-          <w:szCs w:val="22"/>
-          <w:lang w:val="en-US"/>
-        </w:rPr>
-        <w:t xml:space="preserve"> and the results of subsequent analysis or modelling. Therefore, </w:t>
-      </w:r>
-      <w:r>
-        <w:rPr>
-          <w:rFonts w:ascii="Times New Roman" w:hAnsi="Times New Roman" w:cs="Times New Roman"/>
-          <w:sz w:val="22"/>
-          <w:szCs w:val="22"/>
-          <w:lang w:val="en-US"/>
-        </w:rPr>
-        <w:t xml:space="preserve">we propose two possible solutions targeting at these issues. First, we </w:t>
+        <w:t xml:space="preserve"> values can significantly influence statistical analysis and the results of subsequent analysis or modelling. Therefore, we propose two possible solutions targeting at these issues. First, we </w:t>
       </w:r>
       <w:r>
         <w:rPr>
@@ -2344,16 +1987,7 @@
           <w:szCs w:val="22"/>
           <w:lang w:val="en-US"/>
         </w:rPr>
-        <w:t xml:space="preserve"> feature to the upper bound. Second, </w:t>
-      </w:r>
-      <w:r>
-        <w:rPr>
-          <w:rFonts w:ascii="Times New Roman" w:hAnsi="Times New Roman" w:cs="Times New Roman"/>
-          <w:sz w:val="22"/>
-          <w:szCs w:val="22"/>
-          <w:lang w:val="en-US"/>
-        </w:rPr>
-        <w:t xml:space="preserve">we apply a log transformation to the </w:t>
+        <w:t xml:space="preserve"> feature to the upper bound. Second, we apply a log transformation to the </w:t>
       </w:r>
       <w:r>
         <w:rPr>
@@ -2373,34 +2007,7 @@
           <w:szCs w:val="22"/>
           <w:lang w:val="en-US"/>
         </w:rPr>
-        <w:t xml:space="preserve"> feature, which can </w:t>
-      </w:r>
-      <w:r>
-        <w:rPr>
-          <w:rFonts w:ascii="Times New Roman" w:hAnsi="Times New Roman" w:cs="Times New Roman"/>
-          <w:sz w:val="22"/>
-          <w:szCs w:val="22"/>
-          <w:lang w:val="en-US"/>
-        </w:rPr>
-        <w:t>help with the</w:t>
-      </w:r>
-      <w:r>
-        <w:rPr>
-          <w:rFonts w:ascii="Times New Roman" w:hAnsi="Times New Roman" w:cs="Times New Roman"/>
-          <w:sz w:val="22"/>
-          <w:szCs w:val="22"/>
-          <w:lang w:val="en-US"/>
-        </w:rPr>
-        <w:t xml:space="preserve"> skewness and </w:t>
-      </w:r>
-      <w:r>
-        <w:rPr>
-          <w:rFonts w:ascii="Times New Roman" w:hAnsi="Times New Roman" w:cs="Times New Roman"/>
-          <w:sz w:val="22"/>
-          <w:szCs w:val="22"/>
-          <w:lang w:val="en-US"/>
-        </w:rPr>
-        <w:t xml:space="preserve">slightly reduce the influence of those </w:t>
+        <w:t xml:space="preserve"> feature, which can help with the skewness and slightly reduce the influence of those </w:t>
       </w:r>
       <w:r>
         <w:rPr>
@@ -2617,52 +2224,7 @@
           <w:szCs w:val="22"/>
           <w:lang w:val="en-US"/>
         </w:rPr>
-        <w:t>clamping method, we follow the IQR-based methodology. To be more specific, from our dataset, we firstly identify 3,009 values higher than the upper bound. Then, we clamp these values to the upper bound. After this, we valid our implementation by checking that the maximum price, now, is equal to the upper bound value. Figure 2 displays price distribution after clamping. From Figure 2, we can see that e</w:t>
-      </w:r>
-      <w:r>
-        <w:rPr>
-          <w:rFonts w:ascii="Times New Roman" w:hAnsi="Times New Roman" w:cs="Times New Roman"/>
-          <w:sz w:val="22"/>
-          <w:szCs w:val="22"/>
-          <w:lang w:val="en-US"/>
-        </w:rPr>
-        <w:t xml:space="preserve">xtreme values above the upper bound have been capped, and the maximum value now equals the predefined </w:t>
-      </w:r>
-      <w:r>
-        <w:rPr>
-          <w:rFonts w:ascii="Times New Roman" w:hAnsi="Times New Roman" w:cs="Times New Roman"/>
-          <w:sz w:val="22"/>
-          <w:szCs w:val="22"/>
-          <w:lang w:val="en-US"/>
-        </w:rPr>
-        <w:t>upper bound</w:t>
-      </w:r>
-      <w:r>
-        <w:rPr>
-          <w:rFonts w:ascii="Times New Roman" w:hAnsi="Times New Roman" w:cs="Times New Roman"/>
-          <w:sz w:val="22"/>
-          <w:szCs w:val="22"/>
-          <w:lang w:val="en-US"/>
-        </w:rPr>
-        <w:t>. As a result, the</w:t>
-      </w:r>
-      <w:r>
-        <w:rPr>
-          <w:rFonts w:ascii="Times New Roman" w:hAnsi="Times New Roman" w:cs="Times New Roman"/>
-          <w:sz w:val="22"/>
-          <w:szCs w:val="22"/>
-          <w:lang w:val="en-US"/>
-        </w:rPr>
-        <w:t xml:space="preserve"> current</w:t>
-      </w:r>
-      <w:r>
-        <w:rPr>
-          <w:rFonts w:ascii="Times New Roman" w:hAnsi="Times New Roman" w:cs="Times New Roman"/>
-          <w:sz w:val="22"/>
-          <w:szCs w:val="22"/>
-          <w:lang w:val="en-US"/>
-        </w:rPr>
-        <w:t xml:space="preserve"> distribution becomes more stable and suitable for further analysis.</w:t>
+        <w:t>clamping method, we follow the IQR-based methodology. To be more specific, from our dataset, we firstly identify 3,009 values higher than the upper bound. Then, we clamp these values to the upper bound. After this, we valid our implementation by checking that the maximum price, now, is equal to the upper bound value. Figure 2 displays price distribution after clamping. From Figure 2, we can see that extreme values above the upper bound have been capped, and the maximum value now equals the predefined upper bound. As a result, the current distribution becomes more stable and suitable for further analysis.</w:t>
       </w:r>
     </w:p>
     <w:p>
@@ -2955,7 +2517,7 @@
       </w:pPr>
       <w:r>
         <w:rPr>
-          <w:rFonts w:ascii="Times New Roman" w:hAnsi="Times New Roman" w:cs="Times New Roman" w:hint="eastAsia"/>
+          <w:rFonts w:ascii="Times New Roman" w:hAnsi="Times New Roman" w:cs="Times New Roman"/>
           <w:sz w:val="22"/>
           <w:szCs w:val="22"/>
           <w:lang w:val="en-US"/>
@@ -2964,7 +2526,7 @@
       </w:r>
       <w:r>
         <w:rPr>
-          <w:rFonts w:ascii="Times New Roman" w:hAnsi="Times New Roman" w:cs="Times New Roman" w:hint="eastAsia"/>
+          <w:rFonts w:ascii="Times New Roman" w:hAnsi="Times New Roman" w:cs="Times New Roman"/>
           <w:i/>
           <w:iCs/>
           <w:sz w:val="22"/>
@@ -2993,25 +2555,7 @@
           <w:szCs w:val="22"/>
           <w:lang w:val="en-US"/>
         </w:rPr>
-        <w:t xml:space="preserve"> is treated as a categorical variable with binary values indicating whether the recorded transaction price excludes VAT. Based on findings from the Data Quality Report, this feature does not </w:t>
-      </w:r>
-      <w:r>
-        <w:rPr>
-          <w:rFonts w:ascii="Times New Roman" w:hAnsi="Times New Roman" w:cs="Times New Roman"/>
-          <w:sz w:val="22"/>
-          <w:szCs w:val="22"/>
-          <w:lang w:val="en-US"/>
-        </w:rPr>
-        <w:t>report</w:t>
-      </w:r>
-      <w:r>
-        <w:rPr>
-          <w:rFonts w:ascii="Times New Roman" w:hAnsi="Times New Roman" w:cs="Times New Roman"/>
-          <w:sz w:val="22"/>
-          <w:szCs w:val="22"/>
-          <w:lang w:val="en-US"/>
-        </w:rPr>
-        <w:t xml:space="preserve"> significant data quality issues. There are no missing values and the feature contains only two possible categories, which keeps its cardinality low.</w:t>
+        <w:t xml:space="preserve"> is treated as a categorical variable with binary values indicating whether the recorded transaction price excludes VAT. Based on findings from the Data Quality Report, this feature does not report significant data quality issues. There are no missing values and the feature contains only two possible categories, which keeps its cardinality low.</w:t>
       </w:r>
     </w:p>
     <w:p>
@@ -3062,43 +2606,7 @@
           <w:szCs w:val="22"/>
           <w:lang w:val="en-US"/>
         </w:rPr>
-        <w:t xml:space="preserve"> </w:t>
-      </w:r>
-      <w:r>
-        <w:rPr>
-          <w:rFonts w:ascii="Times New Roman" w:hAnsi="Times New Roman" w:cs="Times New Roman"/>
-          <w:sz w:val="22"/>
-          <w:szCs w:val="22"/>
-          <w:lang w:val="en-US"/>
-        </w:rPr>
-        <w:t>feature</w:t>
-      </w:r>
-      <w:r>
-        <w:rPr>
-          <w:rFonts w:ascii="Times New Roman" w:hAnsi="Times New Roman" w:cs="Times New Roman"/>
-          <w:sz w:val="22"/>
-          <w:szCs w:val="22"/>
-          <w:lang w:val="en-US"/>
-        </w:rPr>
-        <w:t xml:space="preserve">. Therefore, we decide to </w:t>
-      </w:r>
-      <w:r>
-        <w:rPr>
-          <w:rFonts w:ascii="Times New Roman" w:hAnsi="Times New Roman" w:cs="Times New Roman"/>
-          <w:sz w:val="22"/>
-          <w:szCs w:val="22"/>
-          <w:lang w:val="en-US"/>
-        </w:rPr>
-        <w:t>keep</w:t>
-      </w:r>
-      <w:r>
-        <w:rPr>
-          <w:rFonts w:ascii="Times New Roman" w:hAnsi="Times New Roman" w:cs="Times New Roman"/>
-          <w:sz w:val="22"/>
-          <w:szCs w:val="22"/>
-          <w:lang w:val="en-US"/>
-        </w:rPr>
-        <w:t xml:space="preserve"> the </w:t>
+        <w:t xml:space="preserve"> feature. Therefore, we decide to keep the </w:t>
       </w:r>
       <w:proofErr w:type="spellStart"/>
       <w:r>
@@ -3120,25 +2628,7 @@
           <w:szCs w:val="22"/>
           <w:lang w:val="en-US"/>
         </w:rPr>
-        <w:t xml:space="preserve"> feature in its original form for </w:t>
-      </w:r>
-      <w:r>
-        <w:rPr>
-          <w:rFonts w:ascii="Times New Roman" w:hAnsi="Times New Roman" w:cs="Times New Roman"/>
-          <w:sz w:val="22"/>
-          <w:szCs w:val="22"/>
-          <w:lang w:val="en-US"/>
-        </w:rPr>
-        <w:t>later research</w:t>
-      </w:r>
-      <w:r>
-        <w:rPr>
-          <w:rFonts w:ascii="Times New Roman" w:hAnsi="Times New Roman" w:cs="Times New Roman"/>
-          <w:sz w:val="22"/>
-          <w:szCs w:val="22"/>
-          <w:lang w:val="en-US"/>
-        </w:rPr>
-        <w:t>.</w:t>
+        <w:t xml:space="preserve"> feature in its original form for later research.</w:t>
       </w:r>
     </w:p>
     <w:p>
@@ -3200,16 +2690,7 @@
           <w:szCs w:val="22"/>
           <w:lang w:val="en-US"/>
         </w:rPr>
-        <w:t>Feature</w:t>
-      </w:r>
-      <w:r>
-        <w:rPr>
-          <w:rFonts w:ascii="Times New Roman" w:hAnsi="Times New Roman" w:cs="Times New Roman"/>
-          <w:sz w:val="22"/>
-          <w:szCs w:val="22"/>
-          <w:lang w:val="en-US"/>
-        </w:rPr>
-        <w:t xml:space="preserve"> </w:t>
+        <w:t xml:space="preserve">Feature </w:t>
       </w:r>
       <w:proofErr w:type="spellStart"/>
       <w:r>
@@ -3231,25 +2712,7 @@
           <w:szCs w:val="22"/>
           <w:lang w:val="en-US"/>
         </w:rPr>
-        <w:t xml:space="preserve"> is </w:t>
-      </w:r>
-      <w:r>
-        <w:rPr>
-          <w:rFonts w:ascii="Times New Roman" w:hAnsi="Times New Roman" w:cs="Times New Roman"/>
-          <w:sz w:val="22"/>
-          <w:szCs w:val="22"/>
-          <w:lang w:val="en-US"/>
-        </w:rPr>
-        <w:t xml:space="preserve">viewed </w:t>
-      </w:r>
-      <w:r>
-        <w:rPr>
-          <w:rFonts w:ascii="Times New Roman" w:hAnsi="Times New Roman" w:cs="Times New Roman"/>
-          <w:sz w:val="22"/>
-          <w:szCs w:val="22"/>
-          <w:lang w:val="en-US"/>
-        </w:rPr>
-        <w:t xml:space="preserve">as a categorical variable, as it contains a limited number of predefined property types. According to the Data Quality Report, this feature does not </w:t>
+        <w:t xml:space="preserve"> is viewed as a categorical variable, as it contains a limited number of predefined property types. According to the Data Quality Report, this feature does not </w:t>
       </w:r>
       <w:r>
         <w:rPr>
@@ -3307,7 +2770,7 @@
       </w:r>
       <w:r>
         <w:rPr>
-          <w:rFonts w:ascii="Times New Roman" w:hAnsi="Times New Roman" w:cs="Times New Roman" w:hint="eastAsia"/>
+          <w:rFonts w:ascii="Times New Roman" w:hAnsi="Times New Roman" w:cs="Times New Roman"/>
           <w:sz w:val="22"/>
           <w:szCs w:val="22"/>
           <w:lang w:val="en-US"/>
@@ -3585,146 +3048,38 @@
           <w:szCs w:val="22"/>
           <w:lang w:val="en-US"/>
         </w:rPr>
-        <w:t xml:space="preserve"> is considered as a categorical variable because it contains four size ranges of a property. </w:t>
-      </w:r>
-      <w:r>
-        <w:rPr>
-          <w:rFonts w:ascii="Times New Roman" w:hAnsi="Times New Roman" w:cs="Times New Roman"/>
-          <w:sz w:val="22"/>
-          <w:szCs w:val="22"/>
-          <w:lang w:val="en-US"/>
-        </w:rPr>
-        <w:t xml:space="preserve">However, according to the Data Quality Report, this feature </w:t>
-      </w:r>
-      <w:r>
-        <w:rPr>
-          <w:rFonts w:ascii="Times New Roman" w:hAnsi="Times New Roman" w:cs="Times New Roman"/>
-          <w:sz w:val="22"/>
-          <w:szCs w:val="22"/>
-          <w:lang w:val="en-US"/>
-        </w:rPr>
-        <w:t>reports</w:t>
-      </w:r>
-      <w:r>
-        <w:rPr>
-          <w:rFonts w:ascii="Times New Roman" w:hAnsi="Times New Roman" w:cs="Times New Roman"/>
-          <w:sz w:val="22"/>
-          <w:szCs w:val="22"/>
-          <w:lang w:val="en-US"/>
-        </w:rPr>
-        <w:t xml:space="preserve"> a significant data quality issue: the missing rate is </w:t>
-      </w:r>
-      <w:r>
-        <w:rPr>
-          <w:rFonts w:ascii="Times New Roman" w:hAnsi="Times New Roman" w:cs="Times New Roman"/>
-          <w:sz w:val="22"/>
-          <w:szCs w:val="22"/>
-          <w:lang w:val="en-US"/>
-        </w:rPr>
-        <w:t xml:space="preserve">nearly </w:t>
-      </w:r>
-      <w:r>
-        <w:rPr>
-          <w:rFonts w:ascii="Times New Roman" w:hAnsi="Times New Roman" w:cs="Times New Roman"/>
-          <w:sz w:val="22"/>
-          <w:szCs w:val="22"/>
-          <w:lang w:val="en-US"/>
-        </w:rPr>
-        <w:t xml:space="preserve">95%. Such a large proportion of missing values makes the feature unreliable for meaningful statistical analysis, </w:t>
-      </w:r>
-      <w:r>
-        <w:rPr>
-          <w:rFonts w:ascii="Times New Roman" w:hAnsi="Times New Roman" w:cs="Times New Roman"/>
-          <w:sz w:val="22"/>
-          <w:szCs w:val="22"/>
-          <w:lang w:val="en-US"/>
-        </w:rPr>
-        <w:t>because</w:t>
-      </w:r>
-      <w:r>
-        <w:rPr>
-          <w:rFonts w:ascii="Times New Roman" w:hAnsi="Times New Roman" w:cs="Times New Roman"/>
-          <w:sz w:val="22"/>
-          <w:szCs w:val="22"/>
-          <w:lang w:val="en-US"/>
-        </w:rPr>
-        <w:t xml:space="preserve"> conclusions based on the remaining 5% of </w:t>
-      </w:r>
-      <w:r>
-        <w:rPr>
-          <w:rFonts w:ascii="Times New Roman" w:hAnsi="Times New Roman" w:cs="Times New Roman"/>
-          <w:sz w:val="22"/>
-          <w:szCs w:val="22"/>
-          <w:lang w:val="en-US"/>
-        </w:rPr>
-        <w:t>values</w:t>
-      </w:r>
-      <w:r>
-        <w:rPr>
-          <w:rFonts w:ascii="Times New Roman" w:hAnsi="Times New Roman" w:cs="Times New Roman"/>
-          <w:sz w:val="22"/>
-          <w:szCs w:val="22"/>
-          <w:lang w:val="en-US"/>
-        </w:rPr>
-        <w:t xml:space="preserve"> </w:t>
-      </w:r>
-      <w:r>
-        <w:rPr>
-          <w:rFonts w:ascii="Times New Roman" w:hAnsi="Times New Roman" w:cs="Times New Roman"/>
-          <w:sz w:val="22"/>
-          <w:szCs w:val="22"/>
-          <w:lang w:val="en-US"/>
-        </w:rPr>
-        <w:t>cannot represent</w:t>
-      </w:r>
-      <w:r>
-        <w:rPr>
-          <w:rFonts w:ascii="Times New Roman" w:hAnsi="Times New Roman" w:cs="Times New Roman"/>
-          <w:sz w:val="22"/>
-          <w:szCs w:val="22"/>
-          <w:lang w:val="en-US"/>
-        </w:rPr>
-        <w:t xml:space="preserve"> the overall dataset.</w:t>
-      </w:r>
-    </w:p>
-    <w:p>
-      <w:pPr>
-        <w:jc w:val="both"/>
-        <w:rPr>
-          <w:rFonts w:ascii="Times New Roman" w:hAnsi="Times New Roman" w:cs="Times New Roman"/>
-          <w:sz w:val="22"/>
-          <w:szCs w:val="22"/>
-          <w:lang w:val="en-US"/>
-        </w:rPr>
-      </w:pPr>
-    </w:p>
-    <w:p>
-      <w:pPr>
-        <w:jc w:val="both"/>
-        <w:rPr>
-          <w:rFonts w:ascii="Times New Roman" w:hAnsi="Times New Roman" w:cs="Times New Roman"/>
-          <w:sz w:val="22"/>
-          <w:szCs w:val="22"/>
-          <w:lang w:val="en-US"/>
-        </w:rPr>
-      </w:pPr>
-      <w:r>
-        <w:rPr>
-          <w:rFonts w:ascii="Times New Roman" w:hAnsi="Times New Roman" w:cs="Times New Roman"/>
-          <w:sz w:val="22"/>
-          <w:szCs w:val="22"/>
-          <w:lang w:val="en-US"/>
-        </w:rPr>
-        <w:t xml:space="preserve">To address this issue, two potential solutions can be considered. </w:t>
-      </w:r>
-      <w:r>
-        <w:rPr>
-          <w:rFonts w:ascii="Times New Roman" w:hAnsi="Times New Roman" w:cs="Times New Roman"/>
-          <w:sz w:val="22"/>
-          <w:szCs w:val="22"/>
-          <w:lang w:val="en-US"/>
-        </w:rPr>
-        <w:t xml:space="preserve">First, we drop </w:t>
+        <w:t xml:space="preserve"> is considered as a categorical variable because it contains four size ranges of a property. However, according to the Data Quality Report, this feature reports a significant data quality issue: the missing rate is nearly 95%. Such a large proportion of missing values makes the feature unreliable for meaningful statistical analysis, because conclusions based on the remaining 5% of values cannot represent the overall dataset.</w:t>
+      </w:r>
+    </w:p>
+    <w:p>
+      <w:pPr>
+        <w:jc w:val="both"/>
+        <w:rPr>
+          <w:rFonts w:ascii="Times New Roman" w:hAnsi="Times New Roman" w:cs="Times New Roman"/>
+          <w:sz w:val="22"/>
+          <w:szCs w:val="22"/>
+          <w:lang w:val="en-US"/>
+        </w:rPr>
+      </w:pPr>
+    </w:p>
+    <w:p>
+      <w:pPr>
+        <w:jc w:val="both"/>
+        <w:rPr>
+          <w:rFonts w:ascii="Times New Roman" w:hAnsi="Times New Roman" w:cs="Times New Roman"/>
+          <w:sz w:val="22"/>
+          <w:szCs w:val="22"/>
+          <w:lang w:val="en-US"/>
+        </w:rPr>
+      </w:pPr>
+      <w:r>
+        <w:rPr>
+          <w:rFonts w:ascii="Times New Roman" w:hAnsi="Times New Roman" w:cs="Times New Roman"/>
+          <w:sz w:val="22"/>
+          <w:szCs w:val="22"/>
+          <w:lang w:val="en-US"/>
+        </w:rPr>
+        <w:t xml:space="preserve">To address this issue, two potential solutions can be considered. First, we drop </w:t>
       </w:r>
       <w:proofErr w:type="spellStart"/>
       <w:r>
@@ -3746,25 +3101,7 @@
           <w:szCs w:val="22"/>
           <w:lang w:val="en-US"/>
         </w:rPr>
-        <w:t xml:space="preserve"> feature from the dataset due to the lack of valid observations. Second</w:t>
-      </w:r>
-      <w:r>
-        <w:rPr>
-          <w:rFonts w:ascii="Times New Roman" w:hAnsi="Times New Roman" w:cs="Times New Roman"/>
-          <w:sz w:val="22"/>
-          <w:szCs w:val="22"/>
-          <w:lang w:val="en-US"/>
-        </w:rPr>
-        <w:t>,</w:t>
-      </w:r>
-      <w:r>
-        <w:rPr>
-          <w:rFonts w:ascii="Times New Roman" w:hAnsi="Times New Roman" w:cs="Times New Roman"/>
-          <w:sz w:val="22"/>
-          <w:szCs w:val="22"/>
-          <w:lang w:val="en-US"/>
-        </w:rPr>
-        <w:t xml:space="preserve"> </w:t>
+        <w:t xml:space="preserve"> feature from the dataset due to the lack of valid observations. Second, </w:t>
       </w:r>
       <w:r>
         <w:rPr>
@@ -4278,25 +3615,7 @@
           <w:szCs w:val="22"/>
           <w:lang w:val="en-US"/>
         </w:rPr>
-        <w:t xml:space="preserve"> to reduce cardinality</w:t>
-      </w:r>
-      <w:r>
-        <w:rPr>
-          <w:rFonts w:ascii="Times New Roman" w:hAnsi="Times New Roman" w:cs="Times New Roman" w:hint="eastAsia"/>
-          <w:sz w:val="22"/>
-          <w:szCs w:val="22"/>
-          <w:lang w:val="en-US"/>
-        </w:rPr>
-        <w:t xml:space="preserve"> </w:t>
-      </w:r>
-      <w:r>
-        <w:rPr>
-          <w:rFonts w:ascii="Times New Roman" w:hAnsi="Times New Roman" w:cs="Times New Roman"/>
-          <w:sz w:val="22"/>
-          <w:szCs w:val="22"/>
-          <w:lang w:val="en-US"/>
-        </w:rPr>
-        <w:t xml:space="preserve">and to provide monthly aggregated analysis. Similarly, feature </w:t>
+        <w:t xml:space="preserve"> to reduce cardinality and to provide monthly aggregated analysis. Similarly, feature </w:t>
       </w:r>
       <w:r>
         <w:rPr>
@@ -4316,25 +3635,7 @@
           <w:szCs w:val="22"/>
           <w:lang w:val="en-US"/>
         </w:rPr>
-        <w:t xml:space="preserve"> is </w:t>
-      </w:r>
-      <w:r>
-        <w:rPr>
-          <w:rFonts w:ascii="Times New Roman" w:hAnsi="Times New Roman" w:cs="Times New Roman"/>
-          <w:sz w:val="22"/>
-          <w:szCs w:val="22"/>
-          <w:lang w:val="en-US"/>
-        </w:rPr>
-        <w:t>extracted</w:t>
-      </w:r>
-      <w:r>
-        <w:rPr>
-          <w:rFonts w:ascii="Times New Roman" w:hAnsi="Times New Roman" w:cs="Times New Roman"/>
-          <w:sz w:val="22"/>
-          <w:szCs w:val="22"/>
-          <w:lang w:val="en-US"/>
-        </w:rPr>
-        <w:t xml:space="preserve"> into a new </w:t>
+        <w:t xml:space="preserve"> is extracted into a new </w:t>
       </w:r>
       <w:r>
         <w:rPr>
@@ -4396,25 +3697,7 @@
           <w:szCs w:val="22"/>
           <w:lang w:val="en-US"/>
         </w:rPr>
-        <w:t xml:space="preserve">, are </w:t>
-      </w:r>
-      <w:r>
-        <w:rPr>
-          <w:rFonts w:ascii="Times New Roman" w:hAnsi="Times New Roman" w:cs="Times New Roman"/>
-          <w:sz w:val="22"/>
-          <w:szCs w:val="22"/>
-          <w:lang w:val="en-US"/>
-        </w:rPr>
-        <w:t>dropped</w:t>
-      </w:r>
-      <w:r>
-        <w:rPr>
-          <w:rFonts w:ascii="Times New Roman" w:hAnsi="Times New Roman" w:cs="Times New Roman"/>
-          <w:sz w:val="22"/>
-          <w:szCs w:val="22"/>
-          <w:lang w:val="en-US"/>
-        </w:rPr>
-        <w:t xml:space="preserve"> due to high missing rates. In addition, extreme values in the </w:t>
+        <w:t xml:space="preserve">, are dropped due to high missing rates. In addition, extreme values in the </w:t>
       </w:r>
       <w:r>
         <w:rPr>
@@ -4434,128 +3717,38 @@
           <w:szCs w:val="22"/>
           <w:lang w:val="en-US"/>
         </w:rPr>
-        <w:t xml:space="preserve"> feature are handled </w:t>
-      </w:r>
-      <w:r>
-        <w:rPr>
-          <w:rFonts w:ascii="Times New Roman" w:hAnsi="Times New Roman" w:cs="Times New Roman"/>
-          <w:sz w:val="22"/>
-          <w:szCs w:val="22"/>
-          <w:lang w:val="en-US"/>
-        </w:rPr>
-        <w:t>via</w:t>
-      </w:r>
-      <w:r>
-        <w:rPr>
-          <w:rFonts w:ascii="Times New Roman" w:hAnsi="Times New Roman" w:cs="Times New Roman"/>
-          <w:sz w:val="22"/>
-          <w:szCs w:val="22"/>
-          <w:lang w:val="en-US"/>
-        </w:rPr>
-        <w:t xml:space="preserve"> an IQR-based clamping method to reduce the influence of outliers while </w:t>
-      </w:r>
-      <w:r>
-        <w:rPr>
-          <w:rFonts w:ascii="Times New Roman" w:hAnsi="Times New Roman" w:cs="Times New Roman"/>
-          <w:sz w:val="22"/>
-          <w:szCs w:val="22"/>
-          <w:lang w:val="en-US"/>
-        </w:rPr>
-        <w:t>maintaining</w:t>
-      </w:r>
-      <w:r>
-        <w:rPr>
-          <w:rFonts w:ascii="Times New Roman" w:hAnsi="Times New Roman" w:cs="Times New Roman"/>
-          <w:sz w:val="22"/>
-          <w:szCs w:val="22"/>
-          <w:lang w:val="en-US"/>
-        </w:rPr>
-        <w:t xml:space="preserve"> the original scale of the variable.</w:t>
-      </w:r>
-    </w:p>
-    <w:p>
-      <w:pPr>
-        <w:jc w:val="both"/>
-        <w:rPr>
-          <w:rFonts w:ascii="Times New Roman" w:hAnsi="Times New Roman" w:cs="Times New Roman"/>
-          <w:sz w:val="22"/>
-          <w:szCs w:val="22"/>
-          <w:lang w:val="en-US"/>
-        </w:rPr>
-      </w:pPr>
-    </w:p>
-    <w:p>
-      <w:pPr>
-        <w:jc w:val="both"/>
-        <w:rPr>
-          <w:rFonts w:ascii="Times New Roman" w:hAnsi="Times New Roman" w:cs="Times New Roman"/>
-          <w:sz w:val="22"/>
-          <w:szCs w:val="22"/>
-          <w:lang w:val="en-US"/>
-        </w:rPr>
-      </w:pPr>
-      <w:r>
-        <w:rPr>
-          <w:rFonts w:ascii="Times New Roman" w:hAnsi="Times New Roman" w:cs="Times New Roman"/>
-          <w:sz w:val="22"/>
-          <w:szCs w:val="22"/>
-          <w:lang w:val="en-US"/>
-        </w:rPr>
-        <w:t xml:space="preserve">After implementing these data cleaning </w:t>
-      </w:r>
-      <w:r>
-        <w:rPr>
-          <w:rFonts w:ascii="Times New Roman" w:hAnsi="Times New Roman" w:cs="Times New Roman"/>
-          <w:sz w:val="22"/>
-          <w:szCs w:val="22"/>
-          <w:lang w:val="en-US"/>
-        </w:rPr>
-        <w:t>solutions</w:t>
-      </w:r>
-      <w:r>
-        <w:rPr>
-          <w:rFonts w:ascii="Times New Roman" w:hAnsi="Times New Roman" w:cs="Times New Roman"/>
-          <w:sz w:val="22"/>
-          <w:szCs w:val="22"/>
-          <w:lang w:val="en-US"/>
-        </w:rPr>
-        <w:t>, the dataset</w:t>
-      </w:r>
-      <w:r>
-        <w:rPr>
-          <w:rFonts w:ascii="Times New Roman" w:hAnsi="Times New Roman" w:cs="Times New Roman"/>
-          <w:sz w:val="22"/>
-          <w:szCs w:val="22"/>
-          <w:lang w:val="en-US"/>
-        </w:rPr>
-        <w:t xml:space="preserve"> now</w:t>
-      </w:r>
-      <w:r>
-        <w:rPr>
-          <w:rFonts w:ascii="Times New Roman" w:hAnsi="Times New Roman" w:cs="Times New Roman"/>
-          <w:sz w:val="22"/>
-          <w:szCs w:val="22"/>
-          <w:lang w:val="en-US"/>
-        </w:rPr>
-        <w:t xml:space="preserve"> contains well-defined feature types and improved data consistency. </w:t>
-      </w:r>
-      <w:r>
-        <w:rPr>
-          <w:rFonts w:ascii="Times New Roman" w:hAnsi="Times New Roman" w:cs="Times New Roman"/>
-          <w:sz w:val="22"/>
-          <w:szCs w:val="22"/>
-          <w:lang w:val="en-US"/>
-        </w:rPr>
-        <w:t>Therefore, t</w:t>
-      </w:r>
-      <w:r>
-        <w:rPr>
-          <w:rFonts w:ascii="Times New Roman" w:hAnsi="Times New Roman" w:cs="Times New Roman"/>
-          <w:sz w:val="22"/>
-          <w:szCs w:val="22"/>
-          <w:lang w:val="en-US"/>
-        </w:rPr>
-        <w:t xml:space="preserve">he cleaned dataset is more suitable for subsequent statistical analysis and modelling </w:t>
+        <w:t xml:space="preserve"> feature are handled via an IQR-based clamping method to reduce the influence of outliers while maintaining the original scale of the variable.</w:t>
+      </w:r>
+    </w:p>
+    <w:p>
+      <w:pPr>
+        <w:jc w:val="both"/>
+        <w:rPr>
+          <w:rFonts w:ascii="Times New Roman" w:hAnsi="Times New Roman" w:cs="Times New Roman"/>
+          <w:sz w:val="22"/>
+          <w:szCs w:val="22"/>
+          <w:lang w:val="en-US"/>
+        </w:rPr>
+      </w:pPr>
+    </w:p>
+    <w:p>
+      <w:pPr>
+        <w:jc w:val="both"/>
+        <w:rPr>
+          <w:rFonts w:ascii="Times New Roman" w:hAnsi="Times New Roman" w:cs="Times New Roman"/>
+          <w:sz w:val="22"/>
+          <w:szCs w:val="22"/>
+          <w:lang w:val="en-US"/>
+        </w:rPr>
+      </w:pPr>
+      <w:r>
+        <w:rPr>
+          <w:rFonts w:ascii="Times New Roman" w:hAnsi="Times New Roman" w:cs="Times New Roman"/>
+          <w:sz w:val="22"/>
+          <w:szCs w:val="22"/>
+          <w:lang w:val="en-US"/>
+        </w:rPr>
+        <w:t xml:space="preserve">After implementing these data cleaning solutions, the dataset now contains well-defined feature types and improved data consistency. Therefore, the cleaned dataset is more suitable for subsequent statistical analysis and modelling </w:t>
       </w:r>
       <w:r>
         <w:rPr>
@@ -4580,12 +3773,16 @@
       <w:pPr>
         <w:rPr>
           <w:rFonts w:ascii="Times New Roman" w:hAnsi="Times New Roman" w:cs="Times New Roman"/>
-          <w:lang w:val="en-US"/>
-        </w:rPr>
-      </w:pPr>
-      <w:r>
-        <w:rPr>
-          <w:rFonts w:ascii="Times New Roman" w:hAnsi="Times New Roman" w:cs="Times New Roman"/>
+          <w:sz w:val="22"/>
+          <w:szCs w:val="22"/>
+          <w:lang w:val="en-US"/>
+        </w:rPr>
+      </w:pPr>
+      <w:r>
+        <w:rPr>
+          <w:rFonts w:ascii="Times New Roman" w:hAnsi="Times New Roman" w:cs="Times New Roman"/>
+          <w:sz w:val="22"/>
+          <w:szCs w:val="22"/>
           <w:lang w:val="en-US"/>
         </w:rPr>
         <w:br w:type="page"/>
@@ -4598,8 +3795,8 @@
           <w:rFonts w:ascii="Times New Roman" w:hAnsi="Times New Roman" w:cs="Times New Roman"/>
           <w:b/>
           <w:bCs/>
-          <w:sz w:val="28"/>
-          <w:szCs w:val="28"/>
+          <w:sz w:val="22"/>
+          <w:szCs w:val="22"/>
           <w:lang w:val="en-US"/>
         </w:rPr>
       </w:pPr>
@@ -4608,8 +3805,8 @@
           <w:rFonts w:ascii="Times New Roman" w:hAnsi="Times New Roman" w:cs="Times New Roman"/>
           <w:b/>
           <w:bCs/>
-          <w:sz w:val="28"/>
-          <w:szCs w:val="28"/>
+          <w:sz w:val="22"/>
+          <w:szCs w:val="22"/>
           <w:lang w:val="en-US"/>
         </w:rPr>
         <w:lastRenderedPageBreak/>
@@ -4621,21 +3818,28 @@
         <w:jc w:val="both"/>
         <w:rPr>
           <w:rFonts w:ascii="Times New Roman" w:hAnsi="Times New Roman" w:cs="Times New Roman"/>
-          <w:lang w:val="en-US"/>
-        </w:rPr>
-      </w:pPr>
-    </w:p>
-    <w:p>
-      <w:pPr>
-        <w:jc w:val="both"/>
-        <w:rPr>
-          <w:rFonts w:ascii="Times New Roman" w:hAnsi="Times New Roman" w:cs="Times New Roman"/>
-          <w:lang w:val="en-US"/>
-        </w:rPr>
-      </w:pPr>
-      <w:r>
-        <w:rPr>
-          <w:rFonts w:ascii="Times New Roman" w:hAnsi="Times New Roman" w:cs="Times New Roman"/>
+          <w:sz w:val="22"/>
+          <w:szCs w:val="22"/>
+          <w:lang w:val="en-US"/>
+        </w:rPr>
+      </w:pPr>
+    </w:p>
+    <w:p>
+      <w:pPr>
+        <w:jc w:val="both"/>
+        <w:rPr>
+          <w:rFonts w:ascii="Times New Roman" w:hAnsi="Times New Roman" w:cs="Times New Roman"/>
+          <w:sz w:val="22"/>
+          <w:szCs w:val="22"/>
+          <w:lang w:val="en-US"/>
+        </w:rPr>
+      </w:pPr>
+      <w:r>
+        <w:rPr>
+          <w:rFonts w:ascii="Times New Roman" w:hAnsi="Times New Roman" w:cs="Times New Roman"/>
+          <w:noProof/>
+          <w:sz w:val="22"/>
+          <w:szCs w:val="22"/>
           <w:lang w:val="en-US"/>
         </w:rPr>
         <w:drawing>
@@ -4680,12 +3884,16 @@
         <w:jc w:val="both"/>
         <w:rPr>
           <w:rFonts w:ascii="Times New Roman" w:hAnsi="Times New Roman" w:cs="Times New Roman"/>
-          <w:lang w:val="en-US"/>
-        </w:rPr>
-      </w:pPr>
-      <w:r>
-        <w:rPr>
-          <w:rFonts w:ascii="Times New Roman" w:hAnsi="Times New Roman" w:cs="Times New Roman"/>
+          <w:sz w:val="22"/>
+          <w:szCs w:val="22"/>
+          <w:lang w:val="en-US"/>
+        </w:rPr>
+      </w:pPr>
+      <w:r>
+        <w:rPr>
+          <w:rFonts w:ascii="Times New Roman" w:hAnsi="Times New Roman" w:cs="Times New Roman"/>
+          <w:sz w:val="22"/>
+          <w:szCs w:val="22"/>
           <w:lang w:val="en-US"/>
         </w:rPr>
         <w:t>Table 1. An overview of data issues</w:t>
@@ -4696,39 +3904,50 @@
         <w:jc w:val="both"/>
         <w:rPr>
           <w:rFonts w:ascii="Times New Roman" w:hAnsi="Times New Roman" w:cs="Times New Roman"/>
-          <w:lang w:val="en-US"/>
-        </w:rPr>
-      </w:pPr>
-    </w:p>
-    <w:p>
-      <w:pPr>
-        <w:jc w:val="both"/>
-        <w:rPr>
-          <w:rFonts w:ascii="Times New Roman" w:hAnsi="Times New Roman" w:cs="Times New Roman"/>
-          <w:lang w:val="en-US"/>
-        </w:rPr>
-      </w:pPr>
-    </w:p>
-    <w:p>
-      <w:pPr>
-        <w:jc w:val="both"/>
-        <w:rPr>
-          <w:rFonts w:ascii="Times New Roman" w:hAnsi="Times New Roman" w:cs="Times New Roman"/>
-          <w:lang w:val="en-US"/>
-        </w:rPr>
-      </w:pPr>
-    </w:p>
-    <w:p>
-      <w:pPr>
-        <w:jc w:val="both"/>
-        <w:rPr>
-          <w:rFonts w:ascii="Times New Roman" w:hAnsi="Times New Roman" w:cs="Times New Roman"/>
-          <w:lang w:val="en-US"/>
-        </w:rPr>
-      </w:pPr>
-      <w:r>
-        <w:rPr>
-          <w:rFonts w:ascii="Times New Roman" w:hAnsi="Times New Roman" w:cs="Times New Roman"/>
+          <w:sz w:val="22"/>
+          <w:szCs w:val="22"/>
+          <w:lang w:val="en-US"/>
+        </w:rPr>
+      </w:pPr>
+    </w:p>
+    <w:p>
+      <w:pPr>
+        <w:jc w:val="both"/>
+        <w:rPr>
+          <w:rFonts w:ascii="Times New Roman" w:hAnsi="Times New Roman" w:cs="Times New Roman"/>
+          <w:sz w:val="22"/>
+          <w:szCs w:val="22"/>
+          <w:lang w:val="en-US"/>
+        </w:rPr>
+      </w:pPr>
+    </w:p>
+    <w:p>
+      <w:pPr>
+        <w:jc w:val="both"/>
+        <w:rPr>
+          <w:rFonts w:ascii="Times New Roman" w:hAnsi="Times New Roman" w:cs="Times New Roman"/>
+          <w:sz w:val="22"/>
+          <w:szCs w:val="22"/>
+          <w:lang w:val="en-US"/>
+        </w:rPr>
+      </w:pPr>
+    </w:p>
+    <w:p>
+      <w:pPr>
+        <w:jc w:val="both"/>
+        <w:rPr>
+          <w:rFonts w:ascii="Times New Roman" w:hAnsi="Times New Roman" w:cs="Times New Roman"/>
+          <w:sz w:val="22"/>
+          <w:szCs w:val="22"/>
+          <w:lang w:val="en-US"/>
+        </w:rPr>
+      </w:pPr>
+      <w:r>
+        <w:rPr>
+          <w:rFonts w:ascii="Times New Roman" w:hAnsi="Times New Roman" w:cs="Times New Roman"/>
+          <w:noProof/>
+          <w:sz w:val="22"/>
+          <w:szCs w:val="22"/>
           <w:lang w:val="en-US"/>
         </w:rPr>
         <w:drawing>
@@ -4773,12 +3992,16 @@
         <w:jc w:val="both"/>
         <w:rPr>
           <w:rFonts w:ascii="Times New Roman" w:hAnsi="Times New Roman" w:cs="Times New Roman"/>
-          <w:lang w:val="en-US"/>
-        </w:rPr>
-      </w:pPr>
-      <w:r>
-        <w:rPr>
-          <w:rFonts w:ascii="Times New Roman" w:hAnsi="Times New Roman" w:cs="Times New Roman"/>
+          <w:sz w:val="22"/>
+          <w:szCs w:val="22"/>
+          <w:lang w:val="en-US"/>
+        </w:rPr>
+      </w:pPr>
+      <w:r>
+        <w:rPr>
+          <w:rFonts w:ascii="Times New Roman" w:hAnsi="Times New Roman" w:cs="Times New Roman"/>
+          <w:sz w:val="22"/>
+          <w:szCs w:val="22"/>
           <w:lang w:val="en-US"/>
         </w:rPr>
         <w:t xml:space="preserve">Figure 1. Distribution of </w:t>
@@ -4788,6 +4011,8 @@
           <w:rFonts w:ascii="Times New Roman" w:hAnsi="Times New Roman" w:cs="Times New Roman"/>
           <w:i/>
           <w:iCs/>
+          <w:sz w:val="22"/>
+          <w:szCs w:val="22"/>
           <w:lang w:val="en-US"/>
         </w:rPr>
         <w:t>Region</w:t>
@@ -4798,21 +4023,28 @@
         <w:jc w:val="both"/>
         <w:rPr>
           <w:rFonts w:ascii="Times New Roman" w:hAnsi="Times New Roman" w:cs="Times New Roman"/>
-          <w:lang w:val="en-US"/>
-        </w:rPr>
-      </w:pPr>
-    </w:p>
-    <w:p>
-      <w:pPr>
-        <w:jc w:val="both"/>
-        <w:rPr>
-          <w:rFonts w:ascii="Times New Roman" w:hAnsi="Times New Roman" w:cs="Times New Roman"/>
-          <w:lang w:val="en-US"/>
-        </w:rPr>
-      </w:pPr>
-      <w:r>
-        <w:rPr>
-          <w:rFonts w:ascii="Times New Roman" w:hAnsi="Times New Roman" w:cs="Times New Roman"/>
+          <w:sz w:val="22"/>
+          <w:szCs w:val="22"/>
+          <w:lang w:val="en-US"/>
+        </w:rPr>
+      </w:pPr>
+    </w:p>
+    <w:p>
+      <w:pPr>
+        <w:jc w:val="both"/>
+        <w:rPr>
+          <w:rFonts w:ascii="Times New Roman" w:hAnsi="Times New Roman" w:cs="Times New Roman"/>
+          <w:sz w:val="22"/>
+          <w:szCs w:val="22"/>
+          <w:lang w:val="en-US"/>
+        </w:rPr>
+      </w:pPr>
+      <w:r>
+        <w:rPr>
+          <w:rFonts w:ascii="Times New Roman" w:hAnsi="Times New Roman" w:cs="Times New Roman"/>
+          <w:noProof/>
+          <w:sz w:val="22"/>
+          <w:szCs w:val="22"/>
           <w:lang w:val="en-US"/>
         </w:rPr>
         <w:lastRenderedPageBreak/>
@@ -4858,12 +4090,16 @@
         <w:jc w:val="both"/>
         <w:rPr>
           <w:rFonts w:ascii="Times New Roman" w:hAnsi="Times New Roman" w:cs="Times New Roman"/>
-          <w:lang w:val="en-US"/>
-        </w:rPr>
-      </w:pPr>
-      <w:r>
-        <w:rPr>
-          <w:rFonts w:ascii="Times New Roman" w:hAnsi="Times New Roman" w:cs="Times New Roman"/>
+          <w:sz w:val="22"/>
+          <w:szCs w:val="22"/>
+          <w:lang w:val="en-US"/>
+        </w:rPr>
+      </w:pPr>
+      <w:r>
+        <w:rPr>
+          <w:rFonts w:ascii="Times New Roman" w:hAnsi="Times New Roman" w:cs="Times New Roman"/>
+          <w:sz w:val="22"/>
+          <w:szCs w:val="22"/>
           <w:lang w:val="en-US"/>
         </w:rPr>
         <w:t>Figure 2. Boxplot after price clamping</w:t>
@@ -4874,47 +4110,59 @@
         <w:jc w:val="both"/>
         <w:rPr>
           <w:rFonts w:ascii="Times New Roman" w:hAnsi="Times New Roman" w:cs="Times New Roman"/>
-          <w:lang w:val="en-US"/>
-        </w:rPr>
-      </w:pPr>
-    </w:p>
-    <w:p>
-      <w:pPr>
-        <w:jc w:val="both"/>
-        <w:rPr>
-          <w:rFonts w:ascii="Times New Roman" w:hAnsi="Times New Roman" w:cs="Times New Roman"/>
-          <w:lang w:val="en-US"/>
-        </w:rPr>
-      </w:pPr>
-    </w:p>
-    <w:p>
-      <w:pPr>
-        <w:jc w:val="both"/>
-        <w:rPr>
-          <w:rFonts w:ascii="Times New Roman" w:hAnsi="Times New Roman" w:cs="Times New Roman"/>
-          <w:lang w:val="en-US"/>
-        </w:rPr>
-      </w:pPr>
-    </w:p>
-    <w:p>
-      <w:pPr>
-        <w:jc w:val="both"/>
-        <w:rPr>
-          <w:rFonts w:ascii="Times New Roman" w:hAnsi="Times New Roman" w:cs="Times New Roman"/>
-          <w:lang w:val="en-US"/>
-        </w:rPr>
-      </w:pPr>
-    </w:p>
-    <w:p>
-      <w:pPr>
-        <w:rPr>
-          <w:rFonts w:ascii="Times New Roman" w:hAnsi="Times New Roman" w:cs="Times New Roman"/>
-          <w:lang w:val="en-US"/>
-        </w:rPr>
-      </w:pPr>
-      <w:r>
-        <w:rPr>
-          <w:rFonts w:ascii="Times New Roman" w:hAnsi="Times New Roman" w:cs="Times New Roman"/>
+          <w:sz w:val="22"/>
+          <w:szCs w:val="22"/>
+          <w:lang w:val="en-US"/>
+        </w:rPr>
+      </w:pPr>
+    </w:p>
+    <w:p>
+      <w:pPr>
+        <w:jc w:val="both"/>
+        <w:rPr>
+          <w:rFonts w:ascii="Times New Roman" w:hAnsi="Times New Roman" w:cs="Times New Roman"/>
+          <w:sz w:val="22"/>
+          <w:szCs w:val="22"/>
+          <w:lang w:val="en-US"/>
+        </w:rPr>
+      </w:pPr>
+    </w:p>
+    <w:p>
+      <w:pPr>
+        <w:jc w:val="both"/>
+        <w:rPr>
+          <w:rFonts w:ascii="Times New Roman" w:hAnsi="Times New Roman" w:cs="Times New Roman"/>
+          <w:sz w:val="22"/>
+          <w:szCs w:val="22"/>
+          <w:lang w:val="en-US"/>
+        </w:rPr>
+      </w:pPr>
+    </w:p>
+    <w:p>
+      <w:pPr>
+        <w:jc w:val="both"/>
+        <w:rPr>
+          <w:rFonts w:ascii="Times New Roman" w:hAnsi="Times New Roman" w:cs="Times New Roman"/>
+          <w:sz w:val="22"/>
+          <w:szCs w:val="22"/>
+          <w:lang w:val="en-US"/>
+        </w:rPr>
+      </w:pPr>
+    </w:p>
+    <w:p>
+      <w:pPr>
+        <w:rPr>
+          <w:rFonts w:ascii="Times New Roman" w:hAnsi="Times New Roman" w:cs="Times New Roman"/>
+          <w:sz w:val="22"/>
+          <w:szCs w:val="22"/>
+          <w:lang w:val="en-US"/>
+        </w:rPr>
+      </w:pPr>
+      <w:r>
+        <w:rPr>
+          <w:rFonts w:ascii="Times New Roman" w:hAnsi="Times New Roman" w:cs="Times New Roman"/>
+          <w:sz w:val="22"/>
+          <w:szCs w:val="22"/>
           <w:lang w:val="en-US"/>
         </w:rPr>
         <w:t xml:space="preserve"> </w:t>
